--- a/visa_appendices/docx/E_dpia.docx
+++ b/visa_appendices/docx/E_dpia.docx
@@ -2,7 +2,15 @@
 <file path=word/document.xml><?xml version="1.0" encoding="utf-8"?>
 <w:document xmlns:w="http://schemas.openxmlformats.org/wordprocessingml/2006/main" xmlns:m="http://schemas.openxmlformats.org/officeDocument/2006/math" xmlns:r="http://schemas.openxmlformats.org/officeDocument/2006/relationships" xmlns:o="urn:schemas-microsoft-com:office:office" xmlns:v="urn:schemas-microsoft-com:vml" xmlns:w10="urn:schemas-microsoft-com:office:word" xmlns:a="http://schemas.openxmlformats.org/drawingml/2006/main" xmlns:pic="http://schemas.openxmlformats.org/drawingml/2006/picture" xmlns:wp="http://schemas.openxmlformats.org/drawingml/2006/wordprocessingDrawing">
   <w:body>
-    <w:bookmarkStart w:id="34" w:name="X9e67ec3e91a769a1c6d75384dbb665a9c52b3d5"/>
+    <w:p>
+      <w:pPr>
+        <w:pStyle w:val="Title"/>
+      </w:pPr>
+      <w:r>
+        <w:t xml:space="preserve">E_dpia</w:t>
+      </w:r>
+    </w:p>
+    <w:bookmarkStart w:id="23" w:name="X65e748c72d8e513f8aa6b5a3aa292ec4def8f21"/>
     <w:p>
       <w:pPr>
         <w:pStyle w:val="Heading1"/>
@@ -17,8 +25,8 @@
       </w:pPr>
       <w:r>
         <w:rPr>
+          <w:b/>
           <w:bCs/>
-          <w:b/>
         </w:rPr>
         <w:t xml:space="preserve">Controller:</w:t>
       </w:r>
@@ -33,8 +41,8 @@
       </w:r>
       <w:r>
         <w:rPr>
+          <w:b/>
           <w:bCs/>
-          <w:b/>
         </w:rPr>
         <w:t xml:space="preserve">Processor:</w:t>
       </w:r>
@@ -49,8 +57,8 @@
       </w:r>
       <w:r>
         <w:rPr>
+          <w:b/>
           <w:bCs/>
-          <w:b/>
         </w:rPr>
         <w:t xml:space="preserve">Processing activity covered:</w:t>
       </w:r>
@@ -65,8 +73,8 @@
       </w:r>
       <w:r>
         <w:rPr>
+          <w:b/>
           <w:bCs/>
-          <w:b/>
         </w:rPr>
         <w:t xml:space="preserve">DPIA version:</w:t>
       </w:r>
@@ -81,8 +89,8 @@
       </w:r>
       <w:r>
         <w:rPr>
+          <w:b/>
           <w:bCs/>
-          <w:b/>
         </w:rPr>
         <w:t xml:space="preserve">Author:</w:t>
       </w:r>
@@ -97,8 +105,8 @@
       </w:r>
       <w:r>
         <w:rPr>
+          <w:b/>
           <w:bCs/>
-          <w:b/>
         </w:rPr>
         <w:t xml:space="preserve">Reviewed by:</w:t>
       </w:r>
@@ -107,8 +115,8 @@
       </w:r>
       <w:r>
         <w:rPr>
+          <w:i/>
           <w:iCs/>
-          <w:i/>
         </w:rPr>
         <w:t xml:space="preserve">External fractional DPO to be appointed Month 1 post-endorsement (recommended: The DPO Centre)</w:t>
       </w:r>
@@ -117,8 +125,8 @@
       </w:r>
       <w:r>
         <w:rPr>
+          <w:b/>
           <w:bCs/>
-          <w:b/>
         </w:rPr>
         <w:t xml:space="preserve">Last reviewed:</w:t>
       </w:r>
@@ -133,8 +141,8 @@
       </w:r>
       <w:r>
         <w:rPr>
+          <w:b/>
           <w:bCs/>
-          <w:b/>
         </w:rPr>
         <w:t xml:space="preserve">Next review due:</w:t>
       </w:r>
@@ -152,7 +160,7 @@
         </w:pict>
       </w:r>
     </w:p>
-    <w:bookmarkStart w:id="20" w:name="e1-why-this-dpia-is-required"/>
+    <w:bookmarkStart w:id="9" w:name="e.1-why-this-dpia-is-required"/>
     <w:p>
       <w:pPr>
         <w:pStyle w:val="Heading2"/>
@@ -173,8 +181,8 @@
       </w:r>
       <w:r>
         <w:rPr>
+          <w:b/>
           <w:bCs/>
-          <w:b/>
         </w:rPr>
         <w:t xml:space="preserve">likely to result in a high risk to the rights and freedoms of natural persons</w:t>
       </w:r>
@@ -184,11 +192,11 @@
     </w:p>
     <w:p>
       <w:pPr>
+        <w:pStyle w:val="Compact"/>
         <w:numPr>
           <w:ilvl w:val="0"/>
           <w:numId w:val="1001"/>
         </w:numPr>
-        <w:pStyle w:val="Compact"/>
       </w:pPr>
       <w:r>
         <w:t xml:space="preserve">Systematic monitoring of behaviour (Art 35(3)(c))</w:t>
@@ -196,11 +204,11 @@
     </w:p>
     <w:p>
       <w:pPr>
+        <w:pStyle w:val="Compact"/>
         <w:numPr>
           <w:ilvl w:val="0"/>
           <w:numId w:val="1001"/>
         </w:numPr>
-        <w:pStyle w:val="Compact"/>
       </w:pPr>
       <w:r>
         <w:t xml:space="preserve">Processing of special-category data on a large scale (Art 35(3)(b))</w:t>
@@ -208,11 +216,11 @@
     </w:p>
     <w:p>
       <w:pPr>
+        <w:pStyle w:val="Compact"/>
         <w:numPr>
           <w:ilvl w:val="0"/>
           <w:numId w:val="1001"/>
         </w:numPr>
-        <w:pStyle w:val="Compact"/>
       </w:pPr>
       <w:r>
         <w:t xml:space="preserve">Use of new technologies (Art 35(3))</w:t>
@@ -223,7 +231,7 @@
         <w:pStyle w:val="FirstParagraph"/>
       </w:pPr>
       <w:r>
-        <w:t xml:space="preserve">DEQUAD's processing meets at least two of these criteria — systematic monitoring of in-app behaviour for safeguarding purposes and processing of mental-health (special category) data. A DPIA is therefore mandatory.</w:t>
+        <w:t xml:space="preserve">DEQUAD’s processing meets at least two of these criteria — systematic monitoring of in-app behaviour for safeguarding purposes and processing of mental-health (special category) data. A DPIA is therefore mandatory.</w:t>
       </w:r>
     </w:p>
     <w:p>
@@ -233,8 +241,8 @@
         </w:pict>
       </w:r>
     </w:p>
-    <w:bookmarkEnd w:id="20"/>
-    <w:bookmarkStart w:id="25" w:name="e2-description-of-the-processing"/>
+    <w:bookmarkEnd w:id="9"/>
+    <w:bookmarkStart w:id="14" w:name="e.2-description-of-the-processing"/>
     <w:p>
       <w:pPr>
         <w:pStyle w:val="Heading2"/>
@@ -243,7 +251,7 @@
         <w:t xml:space="preserve">E.2 Description of the processing</w:t>
       </w:r>
     </w:p>
-    <w:bookmarkStart w:id="21" w:name="e21-nature"/>
+    <w:bookmarkStart w:id="10" w:name="e.2.1-nature"/>
     <w:p>
       <w:pPr>
         <w:pStyle w:val="Heading3"/>
@@ -262,11 +270,11 @@
     </w:p>
     <w:p>
       <w:pPr>
+        <w:pStyle w:val="Compact"/>
         <w:numPr>
           <w:ilvl w:val="0"/>
           <w:numId w:val="1002"/>
         </w:numPr>
-        <w:pStyle w:val="Compact"/>
       </w:pPr>
       <w:r>
         <w:t xml:space="preserve">Identity (name, photo, university email)</w:t>
@@ -274,11 +282,11 @@
     </w:p>
     <w:p>
       <w:pPr>
+        <w:pStyle w:val="Compact"/>
         <w:numPr>
           <w:ilvl w:val="0"/>
           <w:numId w:val="1002"/>
         </w:numPr>
-        <w:pStyle w:val="Compact"/>
       </w:pPr>
       <w:r>
         <w:t xml:space="preserve">Profile preferences (course, modules, society interests, lifestyle)</w:t>
@@ -286,11 +294,11 @@
     </w:p>
     <w:p>
       <w:pPr>
+        <w:pStyle w:val="Compact"/>
         <w:numPr>
           <w:ilvl w:val="0"/>
           <w:numId w:val="1002"/>
         </w:numPr>
-        <w:pStyle w:val="Compact"/>
       </w:pPr>
       <w:r>
         <w:t xml:space="preserve">In-app messages</w:t>
@@ -298,11 +306,11 @@
     </w:p>
     <w:p>
       <w:pPr>
+        <w:pStyle w:val="Compact"/>
         <w:numPr>
           <w:ilvl w:val="0"/>
           <w:numId w:val="1002"/>
         </w:numPr>
-        <w:pStyle w:val="Compact"/>
       </w:pPr>
       <w:r>
         <w:t xml:space="preserve">Daily mood scores and free-text notes</w:t>
@@ -310,11 +318,11 @@
     </w:p>
     <w:p>
       <w:pPr>
+        <w:pStyle w:val="Compact"/>
         <w:numPr>
           <w:ilvl w:val="0"/>
           <w:numId w:val="1002"/>
         </w:numPr>
-        <w:pStyle w:val="Compact"/>
       </w:pPr>
       <w:r>
         <w:t xml:space="preserve">Support-chat messages</w:t>
@@ -327,57 +335,33 @@
       <w:r>
         <w:t xml:space="preserve">Data is analysed by:</w:t>
       </w:r>
+      <w:r>
+        <w:t xml:space="preserve"> </w:t>
+      </w:r>
+      <w:r>
+        <w:t xml:space="preserve">- A peer-matching engine (compatibility ranking)</w:t>
+      </w:r>
+      <w:r>
+        <w:t xml:space="preserve"> </w:t>
+      </w:r>
+      <w:r>
+        <w:t xml:space="preserve">- A safeguarding engine (real-time crisis-keyword scanning)</w:t>
+      </w:r>
+      <w:r>
+        <w:t xml:space="preserve"> </w:t>
+      </w:r>
+      <w:r>
+        <w:t xml:space="preserve">- A wellbeing-baseline engine (per-user trend detection)</w:t>
+      </w:r>
+      <w:r>
+        <w:t xml:space="preserve"> </w:t>
+      </w:r>
+      <w:r>
+        <w:t xml:space="preserve">- An LLM-assisted support reply engine (text generation)</w:t>
+      </w:r>
     </w:p>
-    <w:p>
-      <w:pPr>
-        <w:numPr>
-          <w:ilvl w:val="0"/>
-          <w:numId w:val="1003"/>
-        </w:numPr>
-        <w:pStyle w:val="Compact"/>
-      </w:pPr>
-      <w:r>
-        <w:t xml:space="preserve">A peer-matching engine (compatibility ranking)</w:t>
-      </w:r>
-    </w:p>
-    <w:p>
-      <w:pPr>
-        <w:numPr>
-          <w:ilvl w:val="0"/>
-          <w:numId w:val="1003"/>
-        </w:numPr>
-        <w:pStyle w:val="Compact"/>
-      </w:pPr>
-      <w:r>
-        <w:t xml:space="preserve">A safeguarding engine (real-time crisis-keyword scanning)</w:t>
-      </w:r>
-    </w:p>
-    <w:p>
-      <w:pPr>
-        <w:numPr>
-          <w:ilvl w:val="0"/>
-          <w:numId w:val="1003"/>
-        </w:numPr>
-        <w:pStyle w:val="Compact"/>
-      </w:pPr>
-      <w:r>
-        <w:t xml:space="preserve">A wellbeing-baseline engine (per-user trend detection)</w:t>
-      </w:r>
-    </w:p>
-    <w:p>
-      <w:pPr>
-        <w:numPr>
-          <w:ilvl w:val="0"/>
-          <w:numId w:val="1003"/>
-        </w:numPr>
-        <w:pStyle w:val="Compact"/>
-      </w:pPr>
-      <w:r>
-        <w:t xml:space="preserve">An LLM-assisted support reply engine (text generation)</w:t>
-      </w:r>
-    </w:p>
-    <w:bookmarkEnd w:id="21"/>
-    <w:bookmarkStart w:id="22" w:name="e22-scope"/>
+    <w:bookmarkEnd w:id="10"/>
+    <w:bookmarkStart w:id="11" w:name="e.2.2-scope"/>
     <w:p>
       <w:pPr>
         <w:pStyle w:val="Heading3"/>
@@ -389,7 +373,8 @@
     <w:tbl>
       <w:tblPr>
         <w:tblStyle w:val="Table"/>
-        <w:tblW w:type="auto" w:w="0"/>
+        <w:tblW w:type="pct" w:w="5000"/>
+        <w:tblLayout w:type="fixed"/>
         <w:tblLook w:firstRow="1" w:lastRow="0" w:firstColumn="0" w:lastColumn="0" w:noHBand="0" w:noVBand="0" w:val="0020"/>
       </w:tblPr>
       <w:tblGrid>
@@ -399,14 +384,13 @@
       </w:tblGrid>
       <w:tr>
         <w:trPr>
-          <w:tblHeader w:val="true"/>
+          <w:tblHeader w:val="on"/>
         </w:trPr>
         <w:tc>
           <w:tcPr/>
           <w:p>
             <w:pPr>
               <w:pStyle w:val="Compact"/>
-              <w:jc w:val="left"/>
             </w:pPr>
             <w:r>
               <w:t xml:space="preserve">Dimension</w:t>
@@ -418,7 +402,6 @@
           <w:p>
             <w:pPr>
               <w:pStyle w:val="Compact"/>
-              <w:jc w:val="left"/>
             </w:pPr>
             <w:r>
               <w:t xml:space="preserve">Scope at endorsement</w:t>
@@ -430,7 +413,6 @@
           <w:p>
             <w:pPr>
               <w:pStyle w:val="Compact"/>
-              <w:jc w:val="left"/>
             </w:pPr>
             <w:r>
               <w:t xml:space="preserve">Scope at Year 5</w:t>
@@ -444,7 +426,6 @@
           <w:p>
             <w:pPr>
               <w:pStyle w:val="Compact"/>
-              <w:jc w:val="left"/>
             </w:pPr>
             <w:r>
               <w:t xml:space="preserve">Geographic</w:t>
@@ -456,7 +437,6 @@
           <w:p>
             <w:pPr>
               <w:pStyle w:val="Compact"/>
-              <w:jc w:val="left"/>
             </w:pPr>
             <w:r>
               <w:t xml:space="preserve">United Kingdom only</w:t>
@@ -468,7 +448,6 @@
           <w:p>
             <w:pPr>
               <w:pStyle w:val="Compact"/>
-              <w:jc w:val="left"/>
             </w:pPr>
             <w:r>
               <w:t xml:space="preserve">UK + Republic of Ireland + ANZ + Canada</w:t>
@@ -482,7 +461,6 @@
           <w:p>
             <w:pPr>
               <w:pStyle w:val="Compact"/>
-              <w:jc w:val="left"/>
             </w:pPr>
             <w:r>
               <w:t xml:space="preserve">Data subjects</w:t>
@@ -494,7 +472,6 @@
           <w:p>
             <w:pPr>
               <w:pStyle w:val="Compact"/>
-              <w:jc w:val="left"/>
             </w:pPr>
             <w:r>
               <w:t xml:space="preserve">Verified UK HE students</w:t>
@@ -506,7 +483,6 @@
           <w:p>
             <w:pPr>
               <w:pStyle w:val="Compact"/>
-              <w:jc w:val="left"/>
             </w:pPr>
             <w:r>
               <w:t xml:space="preserve">+ FE students + ICB-commissioned 16-25</w:t>
@@ -520,7 +496,6 @@
           <w:p>
             <w:pPr>
               <w:pStyle w:val="Compact"/>
-              <w:jc w:val="left"/>
             </w:pPr>
             <w:r>
               <w:t xml:space="preserve">Volume</w:t>
@@ -532,7 +507,6 @@
           <w:p>
             <w:pPr>
               <w:pStyle w:val="Compact"/>
-              <w:jc w:val="left"/>
             </w:pPr>
             <w:r>
               <w:t xml:space="preserve">0 at endorsement</w:t>
@@ -544,7 +518,6 @@
           <w:p>
             <w:pPr>
               <w:pStyle w:val="Compact"/>
-              <w:jc w:val="left"/>
             </w:pPr>
             <w:r>
               <w:t xml:space="preserve">Up to ~1.2m active users</w:t>
@@ -558,7 +531,6 @@
           <w:p>
             <w:pPr>
               <w:pStyle w:val="Compact"/>
-              <w:jc w:val="left"/>
             </w:pPr>
             <w:r>
               <w:t xml:space="preserve">Retention</w:t>
@@ -570,7 +542,6 @@
           <w:p>
             <w:pPr>
               <w:pStyle w:val="Compact"/>
-              <w:jc w:val="left"/>
             </w:pPr>
             <w:r>
               <w:t xml:space="preserve">See E.5</w:t>
@@ -582,7 +553,6 @@
           <w:p>
             <w:pPr>
               <w:pStyle w:val="Compact"/>
-              <w:jc w:val="left"/>
             </w:pPr>
             <w:r>
               <w:t xml:space="preserve">See E.5</w:t>
@@ -596,7 +566,6 @@
           <w:p>
             <w:pPr>
               <w:pStyle w:val="Compact"/>
-              <w:jc w:val="left"/>
             </w:pPr>
             <w:r>
               <w:t xml:space="preserve">Special-category data</w:t>
@@ -608,7 +577,6 @@
           <w:p>
             <w:pPr>
               <w:pStyle w:val="Compact"/>
-              <w:jc w:val="left"/>
             </w:pPr>
             <w:r>
               <w:t xml:space="preserve">Mental-health (mood, support, safeguarding flags)</w:t>
@@ -620,7 +588,6 @@
           <w:p>
             <w:pPr>
               <w:pStyle w:val="Compact"/>
-              <w:jc w:val="left"/>
             </w:pPr>
             <w:r>
               <w:t xml:space="preserve">Same</w:t>
@@ -629,8 +596,8 @@
         </w:tc>
       </w:tr>
     </w:tbl>
-    <w:bookmarkEnd w:id="22"/>
-    <w:bookmarkStart w:id="23" w:name="e23-context"/>
+    <w:bookmarkEnd w:id="11"/>
+    <w:bookmarkStart w:id="12" w:name="e.2.3-context"/>
     <w:p>
       <w:pPr>
         <w:pStyle w:val="Heading3"/>
@@ -647,8 +614,8 @@
         <w:t xml:space="preserve">DEQUAD is a closed network. Data subjects are adults (16+) who have actively chosen to sign up, have read a plain-English privacy notice, and have given explicit consent to special-category processing where required. The processing is necessary to deliver the product the user has signed up for.</w:t>
       </w:r>
     </w:p>
-    <w:bookmarkEnd w:id="23"/>
-    <w:bookmarkStart w:id="24" w:name="e24-purposes"/>
+    <w:bookmarkEnd w:id="12"/>
+    <w:bookmarkStart w:id="13" w:name="e.2.4-purposes"/>
     <w:p>
       <w:pPr>
         <w:pStyle w:val="Heading3"/>
@@ -660,7 +627,8 @@
     <w:tbl>
       <w:tblPr>
         <w:tblStyle w:val="Table"/>
-        <w:tblW w:type="auto" w:w="0"/>
+        <w:tblW w:type="pct" w:w="5000"/>
+        <w:tblLayout w:type="fixed"/>
         <w:tblLook w:firstRow="1" w:lastRow="0" w:firstColumn="0" w:lastColumn="0" w:noHBand="0" w:noVBand="0" w:val="0020"/>
       </w:tblPr>
       <w:tblGrid>
@@ -670,14 +638,13 @@
       </w:tblGrid>
       <w:tr>
         <w:trPr>
-          <w:tblHeader w:val="true"/>
+          <w:tblHeader w:val="on"/>
         </w:trPr>
         <w:tc>
           <w:tcPr/>
           <w:p>
             <w:pPr>
               <w:pStyle w:val="Compact"/>
-              <w:jc w:val="left"/>
             </w:pPr>
             <w:r>
               <w:t xml:space="preserve">Purpose</w:t>
@@ -689,7 +656,6 @@
           <w:p>
             <w:pPr>
               <w:pStyle w:val="Compact"/>
-              <w:jc w:val="left"/>
             </w:pPr>
             <w:r>
               <w:t xml:space="preserve">Lawful basis (Art 6)</w:t>
@@ -701,7 +667,6 @@
           <w:p>
             <w:pPr>
               <w:pStyle w:val="Compact"/>
-              <w:jc w:val="left"/>
             </w:pPr>
             <w:r>
               <w:t xml:space="preserve">Special category basis (Art 9)</w:t>
@@ -715,7 +680,6 @@
           <w:p>
             <w:pPr>
               <w:pStyle w:val="Compact"/>
-              <w:jc w:val="left"/>
             </w:pPr>
             <w:r>
               <w:t xml:space="preserve">Verifying university affiliation</w:t>
@@ -727,7 +691,6 @@
           <w:p>
             <w:pPr>
               <w:pStyle w:val="Compact"/>
-              <w:jc w:val="left"/>
             </w:pPr>
             <w:r>
               <w:t xml:space="preserve">Performance of contract (Art 6.1.b)</w:t>
@@ -739,7 +702,6 @@
           <w:p>
             <w:pPr>
               <w:pStyle w:val="Compact"/>
-              <w:jc w:val="left"/>
             </w:pPr>
             <w:r>
               <w:t xml:space="preserve">n/a</w:t>
@@ -753,7 +715,6 @@
           <w:p>
             <w:pPr>
               <w:pStyle w:val="Compact"/>
-              <w:jc w:val="left"/>
             </w:pPr>
             <w:r>
               <w:t xml:space="preserve">Storing mood entries</w:t>
@@ -765,7 +726,6 @@
           <w:p>
             <w:pPr>
               <w:pStyle w:val="Compact"/>
-              <w:jc w:val="left"/>
             </w:pPr>
             <w:r>
               <w:t xml:space="preserve">Consent (Art 6.1.a)</w:t>
@@ -777,7 +737,6 @@
           <w:p>
             <w:pPr>
               <w:pStyle w:val="Compact"/>
-              <w:jc w:val="left"/>
             </w:pPr>
             <w:r>
               <w:t xml:space="preserve">Explicit consent (Art 9.2.a)</w:t>
@@ -791,7 +750,6 @@
           <w:p>
             <w:pPr>
               <w:pStyle w:val="Compact"/>
-              <w:jc w:val="left"/>
             </w:pPr>
             <w:r>
               <w:t xml:space="preserve">Crisis-keyword scanning</w:t>
@@ -803,7 +761,6 @@
           <w:p>
             <w:pPr>
               <w:pStyle w:val="Compact"/>
-              <w:jc w:val="left"/>
             </w:pPr>
             <w:r>
               <w:t xml:space="preserve">Legitimate interest (Art 6.1.f) + vital interests (Art 6.1.d) where life at risk</w:t>
@@ -815,7 +772,6 @@
           <w:p>
             <w:pPr>
               <w:pStyle w:val="Compact"/>
-              <w:jc w:val="left"/>
             </w:pPr>
             <w:r>
               <w:t xml:space="preserve">Substantial public interest — safeguarding of children and individuals at risk (DPA 2018 Sch 1 Pt 2 para 18)</w:t>
@@ -829,7 +785,6 @@
           <w:p>
             <w:pPr>
               <w:pStyle w:val="Compact"/>
-              <w:jc w:val="left"/>
             </w:pPr>
             <w:r>
               <w:t xml:space="preserve">Peer matching</w:t>
@@ -841,7 +796,6 @@
           <w:p>
             <w:pPr>
               <w:pStyle w:val="Compact"/>
-              <w:jc w:val="left"/>
             </w:pPr>
             <w:r>
               <w:t xml:space="preserve">Performance of contract</w:t>
@@ -853,7 +807,6 @@
           <w:p>
             <w:pPr>
               <w:pStyle w:val="Compact"/>
-              <w:jc w:val="left"/>
             </w:pPr>
             <w:r>
               <w:t xml:space="preserve">n/a</w:t>
@@ -867,7 +820,6 @@
           <w:p>
             <w:pPr>
               <w:pStyle w:val="Compact"/>
-              <w:jc w:val="left"/>
             </w:pPr>
             <w:r>
               <w:t xml:space="preserve">Anonymised research licensing</w:t>
@@ -879,7 +831,6 @@
           <w:p>
             <w:pPr>
               <w:pStyle w:val="Compact"/>
-              <w:jc w:val="left"/>
             </w:pPr>
             <w:r>
               <w:t xml:space="preserve">Legitimate interest (Art 6.1.f)</w:t>
@@ -891,7 +842,6 @@
           <w:p>
             <w:pPr>
               <w:pStyle w:val="Compact"/>
-              <w:jc w:val="left"/>
             </w:pPr>
             <w:r>
               <w:t xml:space="preserve">Data fully anonymised before transfer; not in scope of Art 9</w:t>
@@ -927,9 +877,9 @@
         </w:pict>
       </w:r>
     </w:p>
-    <w:bookmarkEnd w:id="24"/>
-    <w:bookmarkEnd w:id="25"/>
-    <w:bookmarkStart w:id="26" w:name="e3-consultation"/>
+    <w:bookmarkEnd w:id="13"/>
+    <w:bookmarkEnd w:id="14"/>
+    <w:bookmarkStart w:id="15" w:name="e.3-consultation"/>
     <w:p>
       <w:pPr>
         <w:pStyle w:val="Heading2"/>
@@ -941,7 +891,8 @@
     <w:tbl>
       <w:tblPr>
         <w:tblStyle w:val="Table"/>
-        <w:tblW w:type="auto" w:w="0"/>
+        <w:tblW w:type="pct" w:w="5000"/>
+        <w:tblLayout w:type="fixed"/>
         <w:tblLook w:firstRow="1" w:lastRow="0" w:firstColumn="0" w:lastColumn="0" w:noHBand="0" w:noVBand="0" w:val="0020"/>
       </w:tblPr>
       <w:tblGrid>
@@ -951,14 +902,13 @@
       </w:tblGrid>
       <w:tr>
         <w:trPr>
-          <w:tblHeader w:val="true"/>
+          <w:tblHeader w:val="on"/>
         </w:trPr>
         <w:tc>
           <w:tcPr/>
           <w:p>
             <w:pPr>
               <w:pStyle w:val="Compact"/>
-              <w:jc w:val="left"/>
             </w:pPr>
             <w:r>
               <w:t xml:space="preserve">Party consulted</w:t>
@@ -970,7 +920,6 @@
           <w:p>
             <w:pPr>
               <w:pStyle w:val="Compact"/>
-              <w:jc w:val="left"/>
             </w:pPr>
             <w:r>
               <w:t xml:space="preserve">Date</w:t>
@@ -982,7 +931,6 @@
           <w:p>
             <w:pPr>
               <w:pStyle w:val="Compact"/>
-              <w:jc w:val="left"/>
             </w:pPr>
             <w:r>
               <w:t xml:space="preserve">Outcome</w:t>
@@ -996,7 +944,6 @@
           <w:p>
             <w:pPr>
               <w:pStyle w:val="Compact"/>
-              <w:jc w:val="left"/>
             </w:pPr>
             <w:r>
               <w:t xml:space="preserve">The DPO Centre (proposed DPO)</w:t>
@@ -1008,12 +955,11 @@
           <w:p>
             <w:pPr>
               <w:pStyle w:val="Compact"/>
-              <w:jc w:val="left"/>
             </w:pPr>
             <w:r>
               <w:rPr>
+                <w:i/>
                 <w:iCs/>
-                <w:i/>
               </w:rPr>
               <w:t xml:space="preserve">Pending</w:t>
             </w:r>
@@ -1024,7 +970,6 @@
           <w:p>
             <w:pPr>
               <w:pStyle w:val="Compact"/>
-              <w:jc w:val="left"/>
             </w:pPr>
             <w:r>
               <w:t xml:space="preserve">Fractional DPO retainer to be signed Month 1 post-endorsement</w:t>
@@ -1038,7 +983,6 @@
           <w:p>
             <w:pPr>
               <w:pStyle w:val="Compact"/>
-              <w:jc w:val="left"/>
             </w:pPr>
             <w:r>
               <w:t xml:space="preserve">ICO Innovation Hub</w:t>
@@ -1050,12 +994,11 @@
           <w:p>
             <w:pPr>
               <w:pStyle w:val="Compact"/>
-              <w:jc w:val="left"/>
             </w:pPr>
             <w:r>
               <w:rPr>
+                <w:i/>
                 <w:iCs/>
-                <w:i/>
               </w:rPr>
               <w:t xml:space="preserve">Pending</w:t>
             </w:r>
@@ -1066,7 +1009,6 @@
           <w:p>
             <w:pPr>
               <w:pStyle w:val="Compact"/>
-              <w:jc w:val="left"/>
             </w:pPr>
             <w:r>
               <w:t xml:space="preserve">Application to the Innovation Service for early-stage guidance during Month 2</w:t>
@@ -1080,7 +1022,6 @@
           <w:p>
             <w:pPr>
               <w:pStyle w:val="Compact"/>
-              <w:jc w:val="left"/>
             </w:pPr>
             <w:r>
               <w:t xml:space="preserve">Sample data subjects</w:t>
@@ -1092,12 +1033,11 @@
           <w:p>
             <w:pPr>
               <w:pStyle w:val="Compact"/>
-              <w:jc w:val="left"/>
             </w:pPr>
             <w:r>
               <w:rPr>
+                <w:i/>
                 <w:iCs/>
-                <w:i/>
               </w:rPr>
               <w:t xml:space="preserve">Pending — pilot university</w:t>
             </w:r>
@@ -1108,7 +1048,6 @@
           <w:p>
             <w:pPr>
               <w:pStyle w:val="Compact"/>
-              <w:jc w:val="left"/>
             </w:pPr>
             <w:r>
               <w:t xml:space="preserve">User-research interviews planned during pilot onboarding</w:t>
@@ -1122,7 +1061,6 @@
           <w:p>
             <w:pPr>
               <w:pStyle w:val="Compact"/>
-              <w:jc w:val="left"/>
             </w:pPr>
             <w:r>
               <w:t xml:space="preserve">Independent safeguarding consultant</w:t>
@@ -1134,12 +1072,11 @@
           <w:p>
             <w:pPr>
               <w:pStyle w:val="Compact"/>
-              <w:jc w:val="left"/>
             </w:pPr>
             <w:r>
               <w:rPr>
+                <w:i/>
                 <w:iCs/>
-                <w:i/>
               </w:rPr>
               <w:t xml:space="preserve">Pending — proposed: Survivors UK / NSPCC Learning</w:t>
             </w:r>
@@ -1150,7 +1087,6 @@
           <w:p>
             <w:pPr>
               <w:pStyle w:val="Compact"/>
-              <w:jc w:val="left"/>
             </w:pPr>
             <w:r>
               <w:t xml:space="preserve">Annual audit retainer Year 1</w:t>
@@ -1166,8 +1102,8 @@
         </w:pict>
       </w:r>
     </w:p>
-    <w:bookmarkEnd w:id="26"/>
-    <w:bookmarkStart w:id="27" w:name="e4-necessity-and-proportionality"/>
+    <w:bookmarkEnd w:id="15"/>
+    <w:bookmarkStart w:id="16" w:name="e.4-necessity-and-proportionality"/>
     <w:p>
       <w:pPr>
         <w:pStyle w:val="Heading2"/>
@@ -1179,7 +1115,8 @@
     <w:tbl>
       <w:tblPr>
         <w:tblStyle w:val="Table"/>
-        <w:tblW w:type="auto" w:w="0"/>
+        <w:tblW w:type="pct" w:w="5000"/>
+        <w:tblLayout w:type="fixed"/>
         <w:tblLook w:firstRow="1" w:lastRow="0" w:firstColumn="0" w:lastColumn="0" w:noHBand="0" w:noVBand="0" w:val="0020"/>
       </w:tblPr>
       <w:tblGrid>
@@ -1188,14 +1125,13 @@
       </w:tblGrid>
       <w:tr>
         <w:trPr>
-          <w:tblHeader w:val="true"/>
+          <w:tblHeader w:val="on"/>
         </w:trPr>
         <w:tc>
           <w:tcPr/>
           <w:p>
             <w:pPr>
               <w:pStyle w:val="Compact"/>
-              <w:jc w:val="left"/>
             </w:pPr>
             <w:r>
               <w:t xml:space="preserve">Test</w:t>
@@ -1207,7 +1143,6 @@
           <w:p>
             <w:pPr>
               <w:pStyle w:val="Compact"/>
-              <w:jc w:val="left"/>
             </w:pPr>
             <w:r>
               <w:t xml:space="preserve">Assessment</w:t>
@@ -1221,7 +1156,6 @@
           <w:p>
             <w:pPr>
               <w:pStyle w:val="Compact"/>
-              <w:jc w:val="left"/>
             </w:pPr>
             <w:r>
               <w:t xml:space="preserve">Are the lawful bases identified appropriate?</w:t>
@@ -1233,7 +1167,6 @@
           <w:p>
             <w:pPr>
               <w:pStyle w:val="Compact"/>
-              <w:jc w:val="left"/>
             </w:pPr>
             <w:r>
               <w:t xml:space="preserve">Yes — consent for mood (revocable), contract for matching, substantial public interest for safeguarding</w:t>
@@ -1247,7 +1180,6 @@
           <w:p>
             <w:pPr>
               <w:pStyle w:val="Compact"/>
-              <w:jc w:val="left"/>
             </w:pPr>
             <w:r>
               <w:t xml:space="preserve">Does the processing achieve its purpose?</w:t>
@@ -1259,7 +1191,6 @@
           <w:p>
             <w:pPr>
               <w:pStyle w:val="Compact"/>
-              <w:jc w:val="left"/>
             </w:pPr>
             <w:r>
               <w:t xml:space="preserve">Yes — wellbeing trends and safeguarding alerts cannot be detected without processing the underlying data</w:t>
@@ -1273,7 +1204,6 @@
           <w:p>
             <w:pPr>
               <w:pStyle w:val="Compact"/>
-              <w:jc w:val="left"/>
             </w:pPr>
             <w:r>
               <w:t xml:space="preserve">Is there a less-invasive way?</w:t>
@@ -1285,7 +1215,6 @@
           <w:p>
             <w:pPr>
               <w:pStyle w:val="Compact"/>
-              <w:jc w:val="left"/>
             </w:pPr>
             <w:r>
               <w:t xml:space="preserve">Considered: (a) population thresholds instead of per-user baseline (rejected — see Appendix D for evidence of higher false-positive rate); (b) self-report only with no scanning (rejected — fails OSA s. 10 safeguarding duty); (c) hashing of message content (rejected — defeats safeguarding purpose)</w:t>
@@ -1299,7 +1228,6 @@
           <w:p>
             <w:pPr>
               <w:pStyle w:val="Compact"/>
-              <w:jc w:val="left"/>
             </w:pPr>
             <w:r>
               <w:t xml:space="preserve">Quality and accuracy</w:t>
@@ -1311,21 +1239,19 @@
           <w:p>
             <w:pPr>
               <w:pStyle w:val="Compact"/>
-              <w:jc w:val="left"/>
-            </w:pPr>
-            <w:r>
-              <w:t xml:space="preserve">Mood data is self-reported (Art 5.1.d compliant — subject to data subject's own veracity); profile data is editable by the user at any time; admin records are auditable</w:t>
-            </w:r>
-          </w:p>
-        </w:tc>
-      </w:tr>
-      <w:tr>
-        <w:tc>
-          <w:tcPr/>
-          <w:p>
-            <w:pPr>
-              <w:pStyle w:val="Compact"/>
-              <w:jc w:val="left"/>
+            </w:pPr>
+            <w:r>
+              <w:t xml:space="preserve">Mood data is self-reported (Art 5.1.d compliant — subject to data subject’s own veracity); profile data is editable by the user at any time; admin records are auditable</w:t>
+            </w:r>
+          </w:p>
+        </w:tc>
+      </w:tr>
+      <w:tr>
+        <w:tc>
+          <w:tcPr/>
+          <w:p>
+            <w:pPr>
+              <w:pStyle w:val="Compact"/>
             </w:pPr>
             <w:r>
               <w:t xml:space="preserve">Data minimisation</w:t>
@@ -1337,7 +1263,6 @@
           <w:p>
             <w:pPr>
               <w:pStyle w:val="Compact"/>
-              <w:jc w:val="left"/>
             </w:pPr>
             <w:r>
               <w:t xml:space="preserve">Profile-photo upload optional; mood-note free-text is optional; no demographic data collected beyond university name unless user explicitly adds it</w:t>
@@ -1351,7 +1276,6 @@
           <w:p>
             <w:pPr>
               <w:pStyle w:val="Compact"/>
-              <w:jc w:val="left"/>
             </w:pPr>
             <w:r>
               <w:t xml:space="preserve">Retention</w:t>
@@ -1363,7 +1287,6 @@
           <w:p>
             <w:pPr>
               <w:pStyle w:val="Compact"/>
-              <w:jc w:val="left"/>
             </w:pPr>
             <w:r>
               <w:t xml:space="preserve">See E.5</w:t>
@@ -1377,7 +1300,6 @@
           <w:p>
             <w:pPr>
               <w:pStyle w:val="Compact"/>
-              <w:jc w:val="left"/>
             </w:pPr>
             <w:r>
               <w:t xml:space="preserve">Rights of data subjects</w:t>
@@ -1389,7 +1311,6 @@
           <w:p>
             <w:pPr>
               <w:pStyle w:val="Compact"/>
-              <w:jc w:val="left"/>
             </w:pPr>
             <w:r>
               <w:t xml:space="preserve">See E.6</w:t>
@@ -1403,7 +1324,6 @@
           <w:p>
             <w:pPr>
               <w:pStyle w:val="Compact"/>
-              <w:jc w:val="left"/>
             </w:pPr>
             <w:r>
               <w:t xml:space="preserve">Processors</w:t>
@@ -1415,7 +1335,6 @@
           <w:p>
             <w:pPr>
               <w:pStyle w:val="Compact"/>
-              <w:jc w:val="left"/>
             </w:pPr>
             <w:r>
               <w:t xml:space="preserve">See E.7</w:t>
@@ -1431,8 +1350,8 @@
         </w:pict>
       </w:r>
     </w:p>
-    <w:bookmarkEnd w:id="27"/>
-    <w:bookmarkStart w:id="28" w:name="e5-retention-schedule"/>
+    <w:bookmarkEnd w:id="16"/>
+    <w:bookmarkStart w:id="17" w:name="e.5-retention-schedule"/>
     <w:p>
       <w:pPr>
         <w:pStyle w:val="Heading2"/>
@@ -1444,7 +1363,8 @@
     <w:tbl>
       <w:tblPr>
         <w:tblStyle w:val="Table"/>
-        <w:tblW w:type="auto" w:w="0"/>
+        <w:tblW w:type="pct" w:w="5000"/>
+        <w:tblLayout w:type="fixed"/>
         <w:tblLook w:firstRow="1" w:lastRow="0" w:firstColumn="0" w:lastColumn="0" w:noHBand="0" w:noVBand="0" w:val="0020"/>
       </w:tblPr>
       <w:tblGrid>
@@ -1454,14 +1374,13 @@
       </w:tblGrid>
       <w:tr>
         <w:trPr>
-          <w:tblHeader w:val="true"/>
+          <w:tblHeader w:val="on"/>
         </w:trPr>
         <w:tc>
           <w:tcPr/>
           <w:p>
             <w:pPr>
               <w:pStyle w:val="Compact"/>
-              <w:jc w:val="left"/>
             </w:pPr>
             <w:r>
               <w:t xml:space="preserve">Data category</w:t>
@@ -1473,7 +1392,6 @@
           <w:p>
             <w:pPr>
               <w:pStyle w:val="Compact"/>
-              <w:jc w:val="left"/>
             </w:pPr>
             <w:r>
               <w:t xml:space="preserve">Retention period</w:t>
@@ -1485,7 +1403,6 @@
           <w:p>
             <w:pPr>
               <w:pStyle w:val="Compact"/>
-              <w:jc w:val="left"/>
             </w:pPr>
             <w:r>
               <w:t xml:space="preserve">Justification</w:t>
@@ -1499,7 +1416,6 @@
           <w:p>
             <w:pPr>
               <w:pStyle w:val="Compact"/>
-              <w:jc w:val="left"/>
             </w:pPr>
             <w:r>
               <w:t xml:space="preserve">Active account profile</w:t>
@@ -1511,7 +1427,6 @@
           <w:p>
             <w:pPr>
               <w:pStyle w:val="Compact"/>
-              <w:jc w:val="left"/>
             </w:pPr>
             <w:r>
               <w:t xml:space="preserve">Duration of account + 30 days post-deletion</w:t>
@@ -1523,7 +1438,6 @@
           <w:p>
             <w:pPr>
               <w:pStyle w:val="Compact"/>
-              <w:jc w:val="left"/>
             </w:pPr>
             <w:r>
               <w:t xml:space="preserve">30-day grace for accidental deletion; compliant with Art 17</w:t>
@@ -1537,7 +1451,6 @@
           <w:p>
             <w:pPr>
               <w:pStyle w:val="Compact"/>
-              <w:jc w:val="left"/>
             </w:pPr>
             <w:r>
               <w:t xml:space="preserve">Mood entries</w:t>
@@ -1549,7 +1462,6 @@
           <w:p>
             <w:pPr>
               <w:pStyle w:val="Compact"/>
-              <w:jc w:val="left"/>
             </w:pPr>
             <w:r>
               <w:t xml:space="preserve">Duration of account; user-exportable; user-deletable</w:t>
@@ -1561,7 +1473,6 @@
           <w:p>
             <w:pPr>
               <w:pStyle w:val="Compact"/>
-              <w:jc w:val="left"/>
             </w:pPr>
             <w:r>
               <w:t xml:space="preserve">User-controlled</w:t>
@@ -1575,7 +1486,6 @@
           <w:p>
             <w:pPr>
               <w:pStyle w:val="Compact"/>
-              <w:jc w:val="left"/>
             </w:pPr>
             <w:r>
               <w:t xml:space="preserve">In-app messages</w:t>
@@ -1587,19 +1497,17 @@
           <w:p>
             <w:pPr>
               <w:pStyle w:val="Compact"/>
-              <w:jc w:val="left"/>
-            </w:pPr>
-            <w:r>
-              <w:t xml:space="preserve">Duration of account, both sides; deleted on either party's account deletion (deletion takes precedence)</w:t>
-            </w:r>
-          </w:p>
-        </w:tc>
-        <w:tc>
-          <w:tcPr/>
-          <w:p>
-            <w:pPr>
-              <w:pStyle w:val="Compact"/>
-              <w:jc w:val="left"/>
+            </w:pPr>
+            <w:r>
+              <w:t xml:space="preserve">Duration of account, both sides; deleted on either party’s account deletion (deletion takes precedence)</w:t>
+            </w:r>
+          </w:p>
+        </w:tc>
+        <w:tc>
+          <w:tcPr/>
+          <w:p>
+            <w:pPr>
+              <w:pStyle w:val="Compact"/>
             </w:pPr>
             <w:r>
               <w:t xml:space="preserve">UK GDPR principle of data minimisation</w:t>
@@ -1613,7 +1521,6 @@
           <w:p>
             <w:pPr>
               <w:pStyle w:val="Compact"/>
-              <w:jc w:val="left"/>
             </w:pPr>
             <w:r>
               <w:t xml:space="preserve">Safeguarding-alert records</w:t>
@@ -1625,12 +1532,11 @@
           <w:p>
             <w:pPr>
               <w:pStyle w:val="Compact"/>
-              <w:jc w:val="left"/>
             </w:pPr>
             <w:r>
               <w:rPr>
+                <w:b/>
                 <w:bCs/>
-                <w:b/>
               </w:rPr>
               <w:t xml:space="preserve">7 years</w:t>
             </w:r>
@@ -1647,7 +1553,6 @@
           <w:p>
             <w:pPr>
               <w:pStyle w:val="Compact"/>
-              <w:jc w:val="left"/>
             </w:pPr>
             <w:r>
               <w:t xml:space="preserve">Required for safeguarding audit trail (Care Act 2014 best practice; statutory limitation for civil claims)</w:t>
@@ -1661,7 +1566,6 @@
           <w:p>
             <w:pPr>
               <w:pStyle w:val="Compact"/>
-              <w:jc w:val="left"/>
             </w:pPr>
             <w:r>
               <w:t xml:space="preserve">Support-chat transcripts</w:t>
@@ -1673,7 +1577,6 @@
           <w:p>
             <w:pPr>
               <w:pStyle w:val="Compact"/>
-              <w:jc w:val="left"/>
             </w:pPr>
             <w:r>
               <w:t xml:space="preserve">2 years</w:t>
@@ -1685,7 +1588,6 @@
           <w:p>
             <w:pPr>
               <w:pStyle w:val="Compact"/>
-              <w:jc w:val="left"/>
             </w:pPr>
             <w:r>
               <w:t xml:space="preserve">Customer-service quality + dispute resolution</w:t>
@@ -1699,7 +1601,6 @@
           <w:p>
             <w:pPr>
               <w:pStyle w:val="Compact"/>
-              <w:jc w:val="left"/>
             </w:pPr>
             <w:r>
               <w:t xml:space="preserve">Stripe billing records</w:t>
@@ -1711,7 +1612,6 @@
           <w:p>
             <w:pPr>
               <w:pStyle w:val="Compact"/>
-              <w:jc w:val="left"/>
             </w:pPr>
             <w:r>
               <w:t xml:space="preserve">7 years</w:t>
@@ -1723,7 +1623,6 @@
           <w:p>
             <w:pPr>
               <w:pStyle w:val="Compact"/>
-              <w:jc w:val="left"/>
             </w:pPr>
             <w:r>
               <w:t xml:space="preserve">Companies Act 2006 + HMRC requirement</w:t>
@@ -1737,7 +1636,6 @@
           <w:p>
             <w:pPr>
               <w:pStyle w:val="Compact"/>
-              <w:jc w:val="left"/>
             </w:pPr>
             <w:r>
               <w:t xml:space="preserve">Server access logs</w:t>
@@ -1749,7 +1647,6 @@
           <w:p>
             <w:pPr>
               <w:pStyle w:val="Compact"/>
-              <w:jc w:val="left"/>
             </w:pPr>
             <w:r>
               <w:t xml:space="preserve">90 days</w:t>
@@ -1761,7 +1658,6 @@
           <w:p>
             <w:pPr>
               <w:pStyle w:val="Compact"/>
-              <w:jc w:val="left"/>
             </w:pPr>
             <w:r>
               <w:t xml:space="preserve">Security; sufficient for incident response</w:t>
@@ -1775,7 +1671,6 @@
           <w:p>
             <w:pPr>
               <w:pStyle w:val="Compact"/>
-              <w:jc w:val="left"/>
             </w:pPr>
             <w:r>
               <w:t xml:space="preserve">Audit logs (admin actions)</w:t>
@@ -1787,7 +1682,6 @@
           <w:p>
             <w:pPr>
               <w:pStyle w:val="Compact"/>
-              <w:jc w:val="left"/>
             </w:pPr>
             <w:r>
               <w:t xml:space="preserve">7 years</w:t>
@@ -1799,7 +1693,6 @@
           <w:p>
             <w:pPr>
               <w:pStyle w:val="Compact"/>
-              <w:jc w:val="left"/>
             </w:pPr>
             <w:r>
               <w:t xml:space="preserve">Internal-control + OSA s. 23 record-keeping</w:t>
@@ -1815,8 +1708,8 @@
         </w:pict>
       </w:r>
     </w:p>
-    <w:bookmarkEnd w:id="28"/>
-    <w:bookmarkStart w:id="29" w:name="e6-rights-of-data-subjects"/>
+    <w:bookmarkEnd w:id="17"/>
+    <w:bookmarkStart w:id="18" w:name="e.6-rights-of-data-subjects"/>
     <w:p>
       <w:pPr>
         <w:pStyle w:val="Heading2"/>
@@ -1828,7 +1721,8 @@
     <w:tbl>
       <w:tblPr>
         <w:tblStyle w:val="Table"/>
-        <w:tblW w:type="auto" w:w="0"/>
+        <w:tblW w:type="pct" w:w="5000"/>
+        <w:tblLayout w:type="fixed"/>
         <w:tblLook w:firstRow="1" w:lastRow="0" w:firstColumn="0" w:lastColumn="0" w:noHBand="0" w:noVBand="0" w:val="0020"/>
       </w:tblPr>
       <w:tblGrid>
@@ -1838,14 +1732,13 @@
       </w:tblGrid>
       <w:tr>
         <w:trPr>
-          <w:tblHeader w:val="true"/>
+          <w:tblHeader w:val="on"/>
         </w:trPr>
         <w:tc>
           <w:tcPr/>
           <w:p>
             <w:pPr>
               <w:pStyle w:val="Compact"/>
-              <w:jc w:val="left"/>
             </w:pPr>
             <w:r>
               <w:t xml:space="preserve">Right</w:t>
@@ -1857,7 +1750,6 @@
           <w:p>
             <w:pPr>
               <w:pStyle w:val="Compact"/>
-              <w:jc w:val="left"/>
             </w:pPr>
             <w:r>
               <w:t xml:space="preserve">How exercised</w:t>
@@ -1869,7 +1761,6 @@
           <w:p>
             <w:pPr>
               <w:pStyle w:val="Compact"/>
-              <w:jc w:val="left"/>
             </w:pPr>
             <w:r>
               <w:t xml:space="preserve">Response SLA</w:t>
@@ -1883,7 +1774,6 @@
           <w:p>
             <w:pPr>
               <w:pStyle w:val="Compact"/>
-              <w:jc w:val="left"/>
             </w:pPr>
             <w:r>
               <w:t xml:space="preserve">Access (Art 15)</w:t>
@@ -1895,19 +1785,23 @@
           <w:p>
             <w:pPr>
               <w:pStyle w:val="Compact"/>
-              <w:jc w:val="left"/>
-            </w:pPr>
-            <w:r>
-              <w:t xml:space="preserve">"Download my data" in app + DPO email</w:t>
-            </w:r>
-          </w:p>
-        </w:tc>
-        <w:tc>
-          <w:tcPr/>
-          <w:p>
-            <w:pPr>
-              <w:pStyle w:val="Compact"/>
-              <w:jc w:val="left"/>
+            </w:pPr>
+            <w:r>
+              <w:t xml:space="preserve">“Download my data”</w:t>
+            </w:r>
+            <w:r>
+              <w:t xml:space="preserve"> </w:t>
+            </w:r>
+            <w:r>
+              <w:t xml:space="preserve">in app + DPO email</w:t>
+            </w:r>
+          </w:p>
+        </w:tc>
+        <w:tc>
+          <w:tcPr/>
+          <w:p>
+            <w:pPr>
+              <w:pStyle w:val="Compact"/>
             </w:pPr>
             <w:r>
               <w:t xml:space="preserve">30 days</w:t>
@@ -1921,7 +1815,6 @@
           <w:p>
             <w:pPr>
               <w:pStyle w:val="Compact"/>
-              <w:jc w:val="left"/>
             </w:pPr>
             <w:r>
               <w:t xml:space="preserve">Rectification (Art 16)</w:t>
@@ -1933,7 +1826,6 @@
           <w:p>
             <w:pPr>
               <w:pStyle w:val="Compact"/>
-              <w:jc w:val="left"/>
             </w:pPr>
             <w:r>
               <w:t xml:space="preserve">Inline profile edits + DPO email</w:t>
@@ -1945,7 +1837,6 @@
           <w:p>
             <w:pPr>
               <w:pStyle w:val="Compact"/>
-              <w:jc w:val="left"/>
             </w:pPr>
             <w:r>
               <w:t xml:space="preserve">Immediate (UI) / 30 days (DPO)</w:t>
@@ -1959,7 +1850,6 @@
           <w:p>
             <w:pPr>
               <w:pStyle w:val="Compact"/>
-              <w:jc w:val="left"/>
             </w:pPr>
             <w:r>
               <w:t xml:space="preserve">Erasure (Art 17)</w:t>
@@ -1971,19 +1861,23 @@
           <w:p>
             <w:pPr>
               <w:pStyle w:val="Compact"/>
-              <w:jc w:val="left"/>
-            </w:pPr>
-            <w:r>
-              <w:t xml:space="preserve">"Delete account" in app + DPO email</w:t>
-            </w:r>
-          </w:p>
-        </w:tc>
-        <w:tc>
-          <w:tcPr/>
-          <w:p>
-            <w:pPr>
-              <w:pStyle w:val="Compact"/>
-              <w:jc w:val="left"/>
+            </w:pPr>
+            <w:r>
+              <w:t xml:space="preserve">“Delete account”</w:t>
+            </w:r>
+            <w:r>
+              <w:t xml:space="preserve"> </w:t>
+            </w:r>
+            <w:r>
+              <w:t xml:space="preserve">in app + DPO email</w:t>
+            </w:r>
+          </w:p>
+        </w:tc>
+        <w:tc>
+          <w:tcPr/>
+          <w:p>
+            <w:pPr>
+              <w:pStyle w:val="Compact"/>
             </w:pPr>
             <w:r>
               <w:t xml:space="preserve">30 days; safeguarding records retained per E.5 with lawful basis</w:t>
@@ -1997,7 +1891,6 @@
           <w:p>
             <w:pPr>
               <w:pStyle w:val="Compact"/>
-              <w:jc w:val="left"/>
             </w:pPr>
             <w:r>
               <w:t xml:space="preserve">Restriction (Art 18)</w:t>
@@ -2009,7 +1902,6 @@
           <w:p>
             <w:pPr>
               <w:pStyle w:val="Compact"/>
-              <w:jc w:val="left"/>
             </w:pPr>
             <w:r>
               <w:t xml:space="preserve">DPO email</w:t>
@@ -2021,7 +1913,6 @@
           <w:p>
             <w:pPr>
               <w:pStyle w:val="Compact"/>
-              <w:jc w:val="left"/>
             </w:pPr>
             <w:r>
               <w:t xml:space="preserve">30 days</w:t>
@@ -2035,7 +1926,6 @@
           <w:p>
             <w:pPr>
               <w:pStyle w:val="Compact"/>
-              <w:jc w:val="left"/>
             </w:pPr>
             <w:r>
               <w:t xml:space="preserve">Portability (Art 20)</w:t>
@@ -2047,19 +1937,23 @@
           <w:p>
             <w:pPr>
               <w:pStyle w:val="Compact"/>
-              <w:jc w:val="left"/>
-            </w:pPr>
-            <w:r>
-              <w:t xml:space="preserve">"Export my data" in app — JSON file</w:t>
-            </w:r>
-          </w:p>
-        </w:tc>
-        <w:tc>
-          <w:tcPr/>
-          <w:p>
-            <w:pPr>
-              <w:pStyle w:val="Compact"/>
-              <w:jc w:val="left"/>
+            </w:pPr>
+            <w:r>
+              <w:t xml:space="preserve">“Export my data”</w:t>
+            </w:r>
+            <w:r>
+              <w:t xml:space="preserve"> </w:t>
+            </w:r>
+            <w:r>
+              <w:t xml:space="preserve">in app — JSON file</w:t>
+            </w:r>
+          </w:p>
+        </w:tc>
+        <w:tc>
+          <w:tcPr/>
+          <w:p>
+            <w:pPr>
+              <w:pStyle w:val="Compact"/>
             </w:pPr>
             <w:r>
               <w:t xml:space="preserve">30 days</w:t>
@@ -2073,7 +1967,6 @@
           <w:p>
             <w:pPr>
               <w:pStyle w:val="Compact"/>
-              <w:jc w:val="left"/>
             </w:pPr>
             <w:r>
               <w:t xml:space="preserve">Objection (Art 21)</w:t>
@@ -2085,7 +1978,6 @@
           <w:p>
             <w:pPr>
               <w:pStyle w:val="Compact"/>
-              <w:jc w:val="left"/>
             </w:pPr>
             <w:r>
               <w:t xml:space="preserve">DPO email</w:t>
@@ -2097,7 +1989,6 @@
           <w:p>
             <w:pPr>
               <w:pStyle w:val="Compact"/>
-              <w:jc w:val="left"/>
             </w:pPr>
             <w:r>
               <w:t xml:space="preserve">30 days</w:t>
@@ -2111,7 +2002,6 @@
           <w:p>
             <w:pPr>
               <w:pStyle w:val="Compact"/>
-              <w:jc w:val="left"/>
             </w:pPr>
             <w:r>
               <w:t xml:space="preserve">Withdraw consent (Art 7.3)</w:t>
@@ -2123,7 +2013,6 @@
           <w:p>
             <w:pPr>
               <w:pStyle w:val="Compact"/>
-              <w:jc w:val="left"/>
             </w:pPr>
             <w:r>
               <w:t xml:space="preserve">One-tap revocation in app</w:t>
@@ -2135,7 +2024,6 @@
           <w:p>
             <w:pPr>
               <w:pStyle w:val="Compact"/>
-              <w:jc w:val="left"/>
             </w:pPr>
             <w:r>
               <w:t xml:space="preserve">Immediate</w:t>
@@ -2149,7 +2037,6 @@
           <w:p>
             <w:pPr>
               <w:pStyle w:val="Compact"/>
-              <w:jc w:val="left"/>
             </w:pPr>
             <w:r>
               <w:t xml:space="preserve">Lodge a complaint with ICO</w:t>
@@ -2161,7 +2048,6 @@
           <w:p>
             <w:pPr>
               <w:pStyle w:val="Compact"/>
-              <w:jc w:val="left"/>
             </w:pPr>
             <w:r>
               <w:t xml:space="preserve">Linked from in-app privacy notice and dequad.co.uk/privacy</w:t>
@@ -2173,7 +2059,6 @@
           <w:p>
             <w:pPr>
               <w:pStyle w:val="Compact"/>
-              <w:jc w:val="left"/>
             </w:pPr>
             <w:r>
               <w:t xml:space="preserve">n/a</w:t>
@@ -2212,8 +2097,8 @@
         </w:pict>
       </w:r>
     </w:p>
-    <w:bookmarkEnd w:id="29"/>
-    <w:bookmarkStart w:id="30" w:name="e7-processors"/>
+    <w:bookmarkEnd w:id="18"/>
+    <w:bookmarkStart w:id="19" w:name="e.7-processors"/>
     <w:p>
       <w:pPr>
         <w:pStyle w:val="Heading2"/>
@@ -2225,7 +2110,8 @@
     <w:tbl>
       <w:tblPr>
         <w:tblStyle w:val="Table"/>
-        <w:tblW w:type="auto" w:w="0"/>
+        <w:tblW w:type="pct" w:w="5000"/>
+        <w:tblLayout w:type="fixed"/>
         <w:tblLook w:firstRow="1" w:lastRow="0" w:firstColumn="0" w:lastColumn="0" w:noHBand="0" w:noVBand="0" w:val="0020"/>
       </w:tblPr>
       <w:tblGrid>
@@ -2237,14 +2123,13 @@
       </w:tblGrid>
       <w:tr>
         <w:trPr>
-          <w:tblHeader w:val="true"/>
+          <w:tblHeader w:val="on"/>
         </w:trPr>
         <w:tc>
           <w:tcPr/>
           <w:p>
             <w:pPr>
               <w:pStyle w:val="Compact"/>
-              <w:jc w:val="left"/>
             </w:pPr>
             <w:r>
               <w:t xml:space="preserve">Processor</w:t>
@@ -2256,7 +2141,6 @@
           <w:p>
             <w:pPr>
               <w:pStyle w:val="Compact"/>
-              <w:jc w:val="left"/>
             </w:pPr>
             <w:r>
               <w:t xml:space="preserve">Purpose</w:t>
@@ -2268,7 +2152,6 @@
           <w:p>
             <w:pPr>
               <w:pStyle w:val="Compact"/>
-              <w:jc w:val="left"/>
             </w:pPr>
             <w:r>
               <w:t xml:space="preserve">Data shared</w:t>
@@ -2280,7 +2163,6 @@
           <w:p>
             <w:pPr>
               <w:pStyle w:val="Compact"/>
-              <w:jc w:val="left"/>
             </w:pPr>
             <w:r>
               <w:t xml:space="preserve">Location</w:t>
@@ -2292,7 +2174,6 @@
           <w:p>
             <w:pPr>
               <w:pStyle w:val="Compact"/>
-              <w:jc w:val="left"/>
             </w:pPr>
             <w:r>
               <w:t xml:space="preserve">Contract status</w:t>
@@ -2306,7 +2187,6 @@
           <w:p>
             <w:pPr>
               <w:pStyle w:val="Compact"/>
-              <w:jc w:val="left"/>
             </w:pPr>
             <w:r>
               <w:t xml:space="preserve">MongoDB Atlas (MongoDB Inc.)</w:t>
@@ -2318,7 +2198,6 @@
           <w:p>
             <w:pPr>
               <w:pStyle w:val="Compact"/>
-              <w:jc w:val="left"/>
             </w:pPr>
             <w:r>
               <w:t xml:space="preserve">Database hosting</w:t>
@@ -2330,7 +2209,6 @@
           <w:p>
             <w:pPr>
               <w:pStyle w:val="Compact"/>
-              <w:jc w:val="left"/>
             </w:pPr>
             <w:r>
               <w:t xml:space="preserve">All collections</w:t>
@@ -2342,7 +2220,6 @@
           <w:p>
             <w:pPr>
               <w:pStyle w:val="Compact"/>
-              <w:jc w:val="left"/>
             </w:pPr>
             <w:r>
               <w:t xml:space="preserve">UK (London region)</w:t>
@@ -2354,7 +2231,6 @@
           <w:p>
             <w:pPr>
               <w:pStyle w:val="Compact"/>
-              <w:jc w:val="left"/>
             </w:pPr>
             <w:r>
               <w:t xml:space="preserve">Atlas DPA accepted; Standard Contractual Clauses adopted</w:t>
@@ -2368,7 +2244,6 @@
           <w:p>
             <w:pPr>
               <w:pStyle w:val="Compact"/>
-              <w:jc w:val="left"/>
             </w:pPr>
             <w:r>
               <w:t xml:space="preserve">Stripe Payments UK Ltd</w:t>
@@ -2380,7 +2255,6 @@
           <w:p>
             <w:pPr>
               <w:pStyle w:val="Compact"/>
-              <w:jc w:val="left"/>
             </w:pPr>
             <w:r>
               <w:t xml:space="preserve">Subscription billing</w:t>
@@ -2392,7 +2266,6 @@
           <w:p>
             <w:pPr>
               <w:pStyle w:val="Compact"/>
-              <w:jc w:val="left"/>
             </w:pPr>
             <w:r>
               <w:t xml:space="preserve">Email + payment token</w:t>
@@ -2404,7 +2277,6 @@
           <w:p>
             <w:pPr>
               <w:pStyle w:val="Compact"/>
-              <w:jc w:val="left"/>
             </w:pPr>
             <w:r>
               <w:t xml:space="preserve">UK</w:t>
@@ -2416,7 +2288,6 @@
           <w:p>
             <w:pPr>
               <w:pStyle w:val="Compact"/>
-              <w:jc w:val="left"/>
             </w:pPr>
             <w:r>
               <w:t xml:space="preserve">Stripe DPA accepted</w:t>
@@ -2430,7 +2301,6 @@
           <w:p>
             <w:pPr>
               <w:pStyle w:val="Compact"/>
-              <w:jc w:val="left"/>
             </w:pPr>
             <w:r>
               <w:t xml:space="preserve">Cloudflare UK Ltd</w:t>
@@ -2442,7 +2312,6 @@
           <w:p>
             <w:pPr>
               <w:pStyle w:val="Compact"/>
-              <w:jc w:val="left"/>
             </w:pPr>
             <w:r>
               <w:t xml:space="preserve">DNS / WAF / CDN</w:t>
@@ -2454,7 +2323,6 @@
           <w:p>
             <w:pPr>
               <w:pStyle w:val="Compact"/>
-              <w:jc w:val="left"/>
             </w:pPr>
             <w:r>
               <w:t xml:space="preserve">IP + request metadata</w:t>
@@ -2466,7 +2334,6 @@
           <w:p>
             <w:pPr>
               <w:pStyle w:val="Compact"/>
-              <w:jc w:val="left"/>
             </w:pPr>
             <w:r>
               <w:t xml:space="preserve">UK / EU</w:t>
@@ -2478,7 +2345,6 @@
           <w:p>
             <w:pPr>
               <w:pStyle w:val="Compact"/>
-              <w:jc w:val="left"/>
             </w:pPr>
             <w:r>
               <w:t xml:space="preserve">Cloudflare DPA accepted</w:t>
@@ -2492,7 +2358,6 @@
           <w:p>
             <w:pPr>
               <w:pStyle w:val="Compact"/>
-              <w:jc w:val="left"/>
             </w:pPr>
             <w:r>
               <w:t xml:space="preserve">OpenAI (via Emergent LLM Key)</w:t>
@@ -2504,7 +2369,6 @@
           <w:p>
             <w:pPr>
               <w:pStyle w:val="Compact"/>
-              <w:jc w:val="left"/>
             </w:pPr>
             <w:r>
               <w:t xml:space="preserve">LLM auto-reply on support chat</w:t>
@@ -2516,7 +2380,6 @@
           <w:p>
             <w:pPr>
               <w:pStyle w:val="Compact"/>
-              <w:jc w:val="left"/>
             </w:pPr>
             <w:r>
               <w:t xml:space="preserve">Redacted excerpt of support text only</w:t>
@@ -2528,7 +2391,6 @@
           <w:p>
             <w:pPr>
               <w:pStyle w:val="Compact"/>
-              <w:jc w:val="left"/>
             </w:pPr>
             <w:r>
               <w:t xml:space="preserve">US (with Standard Contractual Clauses)</w:t>
@@ -2540,7 +2402,6 @@
           <w:p>
             <w:pPr>
               <w:pStyle w:val="Compact"/>
-              <w:jc w:val="left"/>
             </w:pPr>
             <w:r>
               <w:t xml:space="preserve">Emergent ToS + OpenAI DPA</w:t>
@@ -2554,7 +2415,6 @@
           <w:p>
             <w:pPr>
               <w:pStyle w:val="Compact"/>
-              <w:jc w:val="left"/>
             </w:pPr>
             <w:r>
               <w:t xml:space="preserve">Expo Push Service (Expo Inc.)</w:t>
@@ -2566,7 +2426,6 @@
           <w:p>
             <w:pPr>
               <w:pStyle w:val="Compact"/>
-              <w:jc w:val="left"/>
             </w:pPr>
             <w:r>
               <w:t xml:space="preserve">Push notifications</w:t>
@@ -2578,7 +2437,6 @@
           <w:p>
             <w:pPr>
               <w:pStyle w:val="Compact"/>
-              <w:jc w:val="left"/>
             </w:pPr>
             <w:r>
               <w:t xml:space="preserve">Device token + alert payload</w:t>
@@ -2590,7 +2448,6 @@
           <w:p>
             <w:pPr>
               <w:pStyle w:val="Compact"/>
-              <w:jc w:val="left"/>
             </w:pPr>
             <w:r>
               <w:t xml:space="preserve">US (with SCCs)</w:t>
@@ -2602,7 +2459,6 @@
           <w:p>
             <w:pPr>
               <w:pStyle w:val="Compact"/>
-              <w:jc w:val="left"/>
             </w:pPr>
             <w:r>
               <w:t xml:space="preserve">Expo DPA</w:t>
@@ -2616,7 +2472,6 @@
           <w:p>
             <w:pPr>
               <w:pStyle w:val="Compact"/>
-              <w:jc w:val="left"/>
             </w:pPr>
             <w:r>
               <w:t xml:space="preserve">Sentry (Functional Software Inc.)</w:t>
@@ -2628,7 +2483,6 @@
           <w:p>
             <w:pPr>
               <w:pStyle w:val="Compact"/>
-              <w:jc w:val="left"/>
             </w:pPr>
             <w:r>
               <w:t xml:space="preserve">Error monitoring</w:t>
@@ -2640,7 +2494,6 @@
           <w:p>
             <w:pPr>
               <w:pStyle w:val="Compact"/>
-              <w:jc w:val="left"/>
             </w:pPr>
             <w:r>
               <w:t xml:space="preserve">Stack traces (PII-scrubbed)</w:t>
@@ -2652,7 +2505,6 @@
           <w:p>
             <w:pPr>
               <w:pStyle w:val="Compact"/>
-              <w:jc w:val="left"/>
             </w:pPr>
             <w:r>
               <w:t xml:space="preserve">EU region</w:t>
@@ -2664,7 +2516,6 @@
           <w:p>
             <w:pPr>
               <w:pStyle w:val="Compact"/>
-              <w:jc w:val="left"/>
             </w:pPr>
             <w:r>
               <w:t xml:space="preserve">Sentry DPA</w:t>
@@ -2678,7 +2529,6 @@
           <w:p>
             <w:pPr>
               <w:pStyle w:val="Compact"/>
-              <w:jc w:val="left"/>
             </w:pPr>
             <w:r>
               <w:t xml:space="preserve">AWS SES (Amazon Web Services EMEA)</w:t>
@@ -2690,7 +2540,6 @@
           <w:p>
             <w:pPr>
               <w:pStyle w:val="Compact"/>
-              <w:jc w:val="left"/>
             </w:pPr>
             <w:r>
               <w:t xml:space="preserve">Transactional email</w:t>
@@ -2702,7 +2551,6 @@
           <w:p>
             <w:pPr>
               <w:pStyle w:val="Compact"/>
-              <w:jc w:val="left"/>
             </w:pPr>
             <w:r>
               <w:t xml:space="preserve">Email address + body</w:t>
@@ -2714,7 +2562,6 @@
           <w:p>
             <w:pPr>
               <w:pStyle w:val="Compact"/>
-              <w:jc w:val="left"/>
             </w:pPr>
             <w:r>
               <w:t xml:space="preserve">UK (eu-west-2)</w:t>
@@ -2726,7 +2573,6 @@
           <w:p>
             <w:pPr>
               <w:pStyle w:val="Compact"/>
-              <w:jc w:val="left"/>
             </w:pPr>
             <w:r>
               <w:t xml:space="preserve">AWS DPA accepted</w:t>
@@ -2740,7 +2586,6 @@
           <w:p>
             <w:pPr>
               <w:pStyle w:val="Compact"/>
-              <w:jc w:val="left"/>
             </w:pPr>
             <w:r>
               <w:t xml:space="preserve">Hiscox / Markel</w:t>
@@ -2752,7 +2597,6 @@
           <w:p>
             <w:pPr>
               <w:pStyle w:val="Compact"/>
-              <w:jc w:val="left"/>
             </w:pPr>
             <w:r>
               <w:t xml:space="preserve">Insurance</w:t>
@@ -2764,7 +2608,6 @@
           <w:p>
             <w:pPr>
               <w:pStyle w:val="Compact"/>
-              <w:jc w:val="left"/>
             </w:pPr>
             <w:r>
               <w:t xml:space="preserve">None during ordinary course</w:t>
@@ -2776,7 +2619,6 @@
           <w:p>
             <w:pPr>
               <w:pStyle w:val="Compact"/>
-              <w:jc w:val="left"/>
             </w:pPr>
             <w:r>
               <w:t xml:space="preserve">UK</w:t>
@@ -2788,7 +2630,6 @@
           <w:p>
             <w:pPr>
               <w:pStyle w:val="Compact"/>
-              <w:jc w:val="left"/>
             </w:pPr>
             <w:r>
               <w:t xml:space="preserve">n/a</w:t>
@@ -2827,8 +2668,8 @@
         </w:pict>
       </w:r>
     </w:p>
-    <w:bookmarkEnd w:id="30"/>
-    <w:bookmarkStart w:id="31" w:name="e8-risk-register"/>
+    <w:bookmarkEnd w:id="19"/>
+    <w:bookmarkStart w:id="20" w:name="e.8-risk-register"/>
     <w:p>
       <w:pPr>
         <w:pStyle w:val="Heading2"/>
@@ -2840,7 +2681,8 @@
     <w:tbl>
       <w:tblPr>
         <w:tblStyle w:val="Table"/>
-        <w:tblW w:type="auto" w:w="0"/>
+        <w:tblW w:type="pct" w:w="5000"/>
+        <w:tblLayout w:type="fixed"/>
         <w:tblLook w:firstRow="1" w:lastRow="0" w:firstColumn="0" w:lastColumn="0" w:noHBand="0" w:noVBand="0" w:val="0020"/>
       </w:tblPr>
       <w:tblGrid>
@@ -2854,14 +2696,13 @@
       </w:tblGrid>
       <w:tr>
         <w:trPr>
-          <w:tblHeader w:val="true"/>
+          <w:tblHeader w:val="on"/>
         </w:trPr>
         <w:tc>
           <w:tcPr/>
           <w:p>
             <w:pPr>
               <w:pStyle w:val="Compact"/>
-              <w:jc w:val="left"/>
             </w:pPr>
             <w:r>
               <w:t xml:space="preserve">#</w:t>
@@ -2873,7 +2714,6 @@
           <w:p>
             <w:pPr>
               <w:pStyle w:val="Compact"/>
-              <w:jc w:val="left"/>
             </w:pPr>
             <w:r>
               <w:t xml:space="preserve">Risk</w:t>
@@ -2885,7 +2725,6 @@
           <w:p>
             <w:pPr>
               <w:pStyle w:val="Compact"/>
-              <w:jc w:val="left"/>
             </w:pPr>
             <w:r>
               <w:t xml:space="preserve">Likelihood</w:t>
@@ -2897,7 +2736,6 @@
           <w:p>
             <w:pPr>
               <w:pStyle w:val="Compact"/>
-              <w:jc w:val="left"/>
             </w:pPr>
             <w:r>
               <w:t xml:space="preserve">Severity</w:t>
@@ -2909,7 +2747,6 @@
           <w:p>
             <w:pPr>
               <w:pStyle w:val="Compact"/>
-              <w:jc w:val="left"/>
             </w:pPr>
             <w:r>
               <w:t xml:space="preserve">Inherent risk</w:t>
@@ -2921,7 +2758,6 @@
           <w:p>
             <w:pPr>
               <w:pStyle w:val="Compact"/>
-              <w:jc w:val="left"/>
             </w:pPr>
             <w:r>
               <w:t xml:space="preserve">Mitigation</w:t>
@@ -2933,7 +2769,6 @@
           <w:p>
             <w:pPr>
               <w:pStyle w:val="Compact"/>
-              <w:jc w:val="left"/>
             </w:pPr>
             <w:r>
               <w:t xml:space="preserve">Residual risk</w:t>
@@ -2947,7 +2782,6 @@
           <w:p>
             <w:pPr>
               <w:pStyle w:val="Compact"/>
-              <w:jc w:val="left"/>
             </w:pPr>
             <w:r>
               <w:t xml:space="preserve">1</w:t>
@@ -2959,7 +2793,6 @@
           <w:p>
             <w:pPr>
               <w:pStyle w:val="Compact"/>
-              <w:jc w:val="left"/>
             </w:pPr>
             <w:r>
               <w:t xml:space="preserve">Unauthorised access to mood/safeguarding records</w:t>
@@ -2971,7 +2804,6 @@
           <w:p>
             <w:pPr>
               <w:pStyle w:val="Compact"/>
-              <w:jc w:val="left"/>
             </w:pPr>
             <w:r>
               <w:t xml:space="preserve">Low</w:t>
@@ -2983,7 +2815,6 @@
           <w:p>
             <w:pPr>
               <w:pStyle w:val="Compact"/>
-              <w:jc w:val="left"/>
             </w:pPr>
             <w:r>
               <w:t xml:space="preserve">High</w:t>
@@ -2995,7 +2826,6 @@
           <w:p>
             <w:pPr>
               <w:pStyle w:val="Compact"/>
-              <w:jc w:val="left"/>
             </w:pPr>
             <w:r>
               <w:t xml:space="preserve">High</w:t>
@@ -3007,7 +2837,6 @@
           <w:p>
             <w:pPr>
               <w:pStyle w:val="Compact"/>
-              <w:jc w:val="left"/>
             </w:pPr>
             <w:r>
               <w:t xml:space="preserve">Encryption at rest + TLS in transit + RBAC + audit logging + annual pen-test</w:t>
@@ -3019,7 +2848,6 @@
           <w:p>
             <w:pPr>
               <w:pStyle w:val="Compact"/>
-              <w:jc w:val="left"/>
             </w:pPr>
             <w:r>
               <w:t xml:space="preserve">Low</w:t>
@@ -3033,7 +2861,6 @@
           <w:p>
             <w:pPr>
               <w:pStyle w:val="Compact"/>
-              <w:jc w:val="left"/>
             </w:pPr>
             <w:r>
               <w:t xml:space="preserve">2</w:t>
@@ -3045,19 +2872,29 @@
           <w:p>
             <w:pPr>
               <w:pStyle w:val="Compact"/>
-              <w:jc w:val="left"/>
-            </w:pPr>
-            <w:r>
-              <w:t xml:space="preserve">Re-identification from "anonymised" research data</w:t>
-            </w:r>
-          </w:p>
-        </w:tc>
-        <w:tc>
-          <w:tcPr/>
-          <w:p>
-            <w:pPr>
-              <w:pStyle w:val="Compact"/>
-              <w:jc w:val="left"/>
+            </w:pPr>
+            <w:r>
+              <w:t xml:space="preserve">Re-identification from</w:t>
+            </w:r>
+            <w:r>
+              <w:t xml:space="preserve"> </w:t>
+            </w:r>
+            <w:r>
+              <w:t xml:space="preserve">“anonymised”</w:t>
+            </w:r>
+            <w:r>
+              <w:t xml:space="preserve"> </w:t>
+            </w:r>
+            <w:r>
+              <w:t xml:space="preserve">research data</w:t>
+            </w:r>
+          </w:p>
+        </w:tc>
+        <w:tc>
+          <w:tcPr/>
+          <w:p>
+            <w:pPr>
+              <w:pStyle w:val="Compact"/>
             </w:pPr>
             <w:r>
               <w:t xml:space="preserve">Med</w:t>
@@ -3069,7 +2906,6 @@
           <w:p>
             <w:pPr>
               <w:pStyle w:val="Compact"/>
-              <w:jc w:val="left"/>
             </w:pPr>
             <w:r>
               <w:t xml:space="preserve">High</w:t>
@@ -3081,7 +2917,6 @@
           <w:p>
             <w:pPr>
               <w:pStyle w:val="Compact"/>
-              <w:jc w:val="left"/>
             </w:pPr>
             <w:r>
               <w:t xml:space="preserve">High</w:t>
@@ -3093,7 +2928,6 @@
           <w:p>
             <w:pPr>
               <w:pStyle w:val="Compact"/>
-              <w:jc w:val="left"/>
             </w:pPr>
             <w:r>
               <w:t xml:space="preserve">k-anonymity ≥ 5 enforced; named DPO review of every release; written agreements with recipients</w:t>
@@ -3105,7 +2939,6 @@
           <w:p>
             <w:pPr>
               <w:pStyle w:val="Compact"/>
-              <w:jc w:val="left"/>
             </w:pPr>
             <w:r>
               <w:t xml:space="preserve">Low</w:t>
@@ -3119,7 +2952,6 @@
           <w:p>
             <w:pPr>
               <w:pStyle w:val="Compact"/>
-              <w:jc w:val="left"/>
             </w:pPr>
             <w:r>
               <w:t xml:space="preserve">3</w:t>
@@ -3131,7 +2963,6 @@
           <w:p>
             <w:pPr>
               <w:pStyle w:val="Compact"/>
-              <w:jc w:val="left"/>
             </w:pPr>
             <w:r>
               <w:t xml:space="preserve">Excessive scanning of in-app messages (over-collection)</w:t>
@@ -3143,7 +2974,6 @@
           <w:p>
             <w:pPr>
               <w:pStyle w:val="Compact"/>
-              <w:jc w:val="left"/>
             </w:pPr>
             <w:r>
               <w:t xml:space="preserve">Med</w:t>
@@ -3155,7 +2985,6 @@
           <w:p>
             <w:pPr>
               <w:pStyle w:val="Compact"/>
-              <w:jc w:val="left"/>
             </w:pPr>
             <w:r>
               <w:t xml:space="preserve">Med</w:t>
@@ -3167,7 +2996,6 @@
           <w:p>
             <w:pPr>
               <w:pStyle w:val="Compact"/>
-              <w:jc w:val="left"/>
             </w:pPr>
             <w:r>
               <w:t xml:space="preserve">Med</w:t>
@@ -3179,7 +3007,6 @@
           <w:p>
             <w:pPr>
               <w:pStyle w:val="Compact"/>
-              <w:jc w:val="left"/>
             </w:pPr>
             <w:r>
               <w:t xml:space="preserve">Keyword library reviewed quarterly; false-positive rate audited; transparency report annually</w:t>
@@ -3191,7 +3018,6 @@
           <w:p>
             <w:pPr>
               <w:pStyle w:val="Compact"/>
-              <w:jc w:val="left"/>
             </w:pPr>
             <w:r>
               <w:t xml:space="preserve">Low</w:t>
@@ -3205,7 +3031,6 @@
           <w:p>
             <w:pPr>
               <w:pStyle w:val="Compact"/>
-              <w:jc w:val="left"/>
             </w:pPr>
             <w:r>
               <w:t xml:space="preserve">4</w:t>
@@ -3217,7 +3042,6 @@
           <w:p>
             <w:pPr>
               <w:pStyle w:val="Compact"/>
-              <w:jc w:val="left"/>
             </w:pPr>
             <w:r>
               <w:t xml:space="preserve">LLM prompt-injection or output containing PII</w:t>
@@ -3229,7 +3053,6 @@
           <w:p>
             <w:pPr>
               <w:pStyle w:val="Compact"/>
-              <w:jc w:val="left"/>
             </w:pPr>
             <w:r>
               <w:t xml:space="preserve">Med</w:t>
@@ -3241,7 +3064,6 @@
           <w:p>
             <w:pPr>
               <w:pStyle w:val="Compact"/>
-              <w:jc w:val="left"/>
             </w:pPr>
             <w:r>
               <w:t xml:space="preserve">Med</w:t>
@@ -3253,7 +3075,6 @@
           <w:p>
             <w:pPr>
               <w:pStyle w:val="Compact"/>
-              <w:jc w:val="left"/>
             </w:pPr>
             <w:r>
               <w:t xml:space="preserve">Med</w:t>
@@ -3265,7 +3086,6 @@
           <w:p>
             <w:pPr>
               <w:pStyle w:val="Compact"/>
-              <w:jc w:val="left"/>
             </w:pPr>
             <w:r>
               <w:t xml:space="preserve">All user text redacted before LLM call; no PII in prompt templates; output filtered for crisis numbers + URLs only</w:t>
@@ -3277,7 +3097,6 @@
           <w:p>
             <w:pPr>
               <w:pStyle w:val="Compact"/>
-              <w:jc w:val="left"/>
             </w:pPr>
             <w:r>
               <w:t xml:space="preserve">Low</w:t>
@@ -3291,7 +3110,6 @@
           <w:p>
             <w:pPr>
               <w:pStyle w:val="Compact"/>
-              <w:jc w:val="left"/>
             </w:pPr>
             <w:r>
               <w:t xml:space="preserve">5</w:t>
@@ -3303,7 +3121,6 @@
           <w:p>
             <w:pPr>
               <w:pStyle w:val="Compact"/>
-              <w:jc w:val="left"/>
             </w:pPr>
             <w:r>
               <w:t xml:space="preserve">Cross-border transfer to OpenAI (US)</w:t>
@@ -3315,7 +3132,6 @@
           <w:p>
             <w:pPr>
               <w:pStyle w:val="Compact"/>
-              <w:jc w:val="left"/>
             </w:pPr>
             <w:r>
               <w:t xml:space="preserve">Med</w:t>
@@ -3327,7 +3143,6 @@
           <w:p>
             <w:pPr>
               <w:pStyle w:val="Compact"/>
-              <w:jc w:val="left"/>
             </w:pPr>
             <w:r>
               <w:t xml:space="preserve">Med</w:t>
@@ -3339,7 +3154,6 @@
           <w:p>
             <w:pPr>
               <w:pStyle w:val="Compact"/>
-              <w:jc w:val="left"/>
             </w:pPr>
             <w:r>
               <w:t xml:space="preserve">Med</w:t>
@@ -3351,7 +3165,6 @@
           <w:p>
             <w:pPr>
               <w:pStyle w:val="Compact"/>
-              <w:jc w:val="left"/>
             </w:pPr>
             <w:r>
               <w:t xml:space="preserve">Only redacted excerpts; SCCs in place; transfer-risk assessment lodged at</w:t>
@@ -3372,7 +3185,6 @@
           <w:p>
             <w:pPr>
               <w:pStyle w:val="Compact"/>
-              <w:jc w:val="left"/>
             </w:pPr>
             <w:r>
               <w:t xml:space="preserve">Low-Med</w:t>
@@ -3386,7 +3198,6 @@
           <w:p>
             <w:pPr>
               <w:pStyle w:val="Compact"/>
-              <w:jc w:val="left"/>
             </w:pPr>
             <w:r>
               <w:t xml:space="preserve">6</w:t>
@@ -3398,7 +3209,6 @@
           <w:p>
             <w:pPr>
               <w:pStyle w:val="Compact"/>
-              <w:jc w:val="left"/>
             </w:pPr>
             <w:r>
               <w:t xml:space="preserve">Data subject denied erasure due to safeguarding retention</w:t>
@@ -3410,7 +3220,6 @@
           <w:p>
             <w:pPr>
               <w:pStyle w:val="Compact"/>
-              <w:jc w:val="left"/>
             </w:pPr>
             <w:r>
               <w:t xml:space="preserve">Low</w:t>
@@ -3422,7 +3231,6 @@
           <w:p>
             <w:pPr>
               <w:pStyle w:val="Compact"/>
-              <w:jc w:val="left"/>
             </w:pPr>
             <w:r>
               <w:t xml:space="preserve">High</w:t>
@@ -3434,7 +3242,6 @@
           <w:p>
             <w:pPr>
               <w:pStyle w:val="Compact"/>
-              <w:jc w:val="left"/>
             </w:pPr>
             <w:r>
               <w:t xml:space="preserve">Med</w:t>
@@ -3446,7 +3253,6 @@
           <w:p>
             <w:pPr>
               <w:pStyle w:val="Compact"/>
-              <w:jc w:val="left"/>
             </w:pPr>
             <w:r>
               <w:t xml:space="preserve">Lawful basis (substantial public interest) documented per request; data subject notified in writing with right to ICO complaint</w:t>
@@ -3458,7 +3264,6 @@
           <w:p>
             <w:pPr>
               <w:pStyle w:val="Compact"/>
-              <w:jc w:val="left"/>
             </w:pPr>
             <w:r>
               <w:t xml:space="preserve">Low</w:t>
@@ -3472,7 +3277,6 @@
           <w:p>
             <w:pPr>
               <w:pStyle w:val="Compact"/>
-              <w:jc w:val="left"/>
             </w:pPr>
             <w:r>
               <w:t xml:space="preserve">7</w:t>
@@ -3484,7 +3288,6 @@
           <w:p>
             <w:pPr>
               <w:pStyle w:val="Compact"/>
-              <w:jc w:val="left"/>
             </w:pPr>
             <w:r>
               <w:t xml:space="preserve">Insider misuse of admin dashboard</w:t>
@@ -3496,7 +3299,6 @@
           <w:p>
             <w:pPr>
               <w:pStyle w:val="Compact"/>
-              <w:jc w:val="left"/>
             </w:pPr>
             <w:r>
               <w:t xml:space="preserve">Low</w:t>
@@ -3508,7 +3310,6 @@
           <w:p>
             <w:pPr>
               <w:pStyle w:val="Compact"/>
-              <w:jc w:val="left"/>
             </w:pPr>
             <w:r>
               <w:t xml:space="preserve">High</w:t>
@@ -3520,7 +3321,6 @@
           <w:p>
             <w:pPr>
               <w:pStyle w:val="Compact"/>
-              <w:jc w:val="left"/>
             </w:pPr>
             <w:r>
               <w:t xml:space="preserve">Med</w:t>
@@ -3532,7 +3332,6 @@
           <w:p>
             <w:pPr>
               <w:pStyle w:val="Compact"/>
-              <w:jc w:val="left"/>
             </w:pPr>
             <w:r>
               <w:t xml:space="preserve">Two-factor auth on admin; audit log retained 7 years; quarterly access review; immediate offboarding workflow</w:t>
@@ -3544,7 +3343,6 @@
           <w:p>
             <w:pPr>
               <w:pStyle w:val="Compact"/>
-              <w:jc w:val="left"/>
             </w:pPr>
             <w:r>
               <w:t xml:space="preserve">Low</w:t>
@@ -3558,7 +3356,6 @@
           <w:p>
             <w:pPr>
               <w:pStyle w:val="Compact"/>
-              <w:jc w:val="left"/>
             </w:pPr>
             <w:r>
               <w:t xml:space="preserve">8</w:t>
@@ -3570,7 +3367,6 @@
           <w:p>
             <w:pPr>
               <w:pStyle w:val="Compact"/>
-              <w:jc w:val="left"/>
             </w:pPr>
             <w:r>
               <w:t xml:space="preserve">DPIA itself becomes stale</w:t>
@@ -3582,7 +3378,6 @@
           <w:p>
             <w:pPr>
               <w:pStyle w:val="Compact"/>
-              <w:jc w:val="left"/>
             </w:pPr>
             <w:r>
               <w:t xml:space="preserve">High</w:t>
@@ -3594,7 +3389,6 @@
           <w:p>
             <w:pPr>
               <w:pStyle w:val="Compact"/>
-              <w:jc w:val="left"/>
             </w:pPr>
             <w:r>
               <w:t xml:space="preserve">Med</w:t>
@@ -3606,7 +3400,6 @@
           <w:p>
             <w:pPr>
               <w:pStyle w:val="Compact"/>
-              <w:jc w:val="left"/>
             </w:pPr>
             <w:r>
               <w:t xml:space="preserve">Med</w:t>
@@ -3618,19 +3411,17 @@
           <w:p>
             <w:pPr>
               <w:pStyle w:val="Compact"/>
-              <w:jc w:val="left"/>
-            </w:pPr>
-            <w:r>
-              <w:t xml:space="preserve">DPIA reviewed annually and on any material change (e.g. new processor, new processing purpose)</w:t>
-            </w:r>
-          </w:p>
-        </w:tc>
-        <w:tc>
-          <w:tcPr/>
-          <w:p>
-            <w:pPr>
-              <w:pStyle w:val="Compact"/>
-              <w:jc w:val="left"/>
+            </w:pPr>
+            <w:r>
+              <w:t xml:space="preserve">DPIA reviewed annually and on any material change (e.g. new processor, new processing purpose)</w:t>
+            </w:r>
+          </w:p>
+        </w:tc>
+        <w:tc>
+          <w:tcPr/>
+          <w:p>
+            <w:pPr>
+              <w:pStyle w:val="Compact"/>
             </w:pPr>
             <w:r>
               <w:t xml:space="preserve">Low</w:t>
@@ -3644,7 +3435,6 @@
           <w:p>
             <w:pPr>
               <w:pStyle w:val="Compact"/>
-              <w:jc w:val="left"/>
             </w:pPr>
             <w:r>
               <w:t xml:space="preserve">9</w:t>
@@ -3656,7 +3446,6 @@
           <w:p>
             <w:pPr>
               <w:pStyle w:val="Compact"/>
-              <w:jc w:val="left"/>
             </w:pPr>
             <w:r>
               <w:t xml:space="preserve">Children (under-18) processed without parental consent</w:t>
@@ -3668,7 +3457,6 @@
           <w:p>
             <w:pPr>
               <w:pStyle w:val="Compact"/>
-              <w:jc w:val="left"/>
             </w:pPr>
             <w:r>
               <w:t xml:space="preserve">Low</w:t>
@@ -3680,7 +3468,6 @@
           <w:p>
             <w:pPr>
               <w:pStyle w:val="Compact"/>
-              <w:jc w:val="left"/>
             </w:pPr>
             <w:r>
               <w:t xml:space="preserve">High</w:t>
@@ -3692,7 +3479,6 @@
           <w:p>
             <w:pPr>
               <w:pStyle w:val="Compact"/>
-              <w:jc w:val="left"/>
             </w:pPr>
             <w:r>
               <w:t xml:space="preserve">Med</w:t>
@@ -3704,7 +3490,6 @@
           <w:p>
             <w:pPr>
               <w:pStyle w:val="Compact"/>
-              <w:jc w:val="left"/>
             </w:pPr>
             <w:r>
               <w:t xml:space="preserve">Birth-date check at sign-up; flag for</w:t>
@@ -3731,7 +3516,6 @@
           <w:p>
             <w:pPr>
               <w:pStyle w:val="Compact"/>
-              <w:jc w:val="left"/>
             </w:pPr>
             <w:r>
               <w:t xml:space="preserve">Low</w:t>
@@ -3745,7 +3529,6 @@
           <w:p>
             <w:pPr>
               <w:pStyle w:val="Compact"/>
-              <w:jc w:val="left"/>
             </w:pPr>
             <w:r>
               <w:t xml:space="preserve">10</w:t>
@@ -3757,7 +3540,6 @@
           <w:p>
             <w:pPr>
               <w:pStyle w:val="Compact"/>
-              <w:jc w:val="left"/>
             </w:pPr>
             <w:r>
               <w:t xml:space="preserve">A safeguarding event leaks to other students</w:t>
@@ -3769,7 +3551,6 @@
           <w:p>
             <w:pPr>
               <w:pStyle w:val="Compact"/>
-              <w:jc w:val="left"/>
             </w:pPr>
             <w:r>
               <w:t xml:space="preserve">Low</w:t>
@@ -3781,7 +3562,6 @@
           <w:p>
             <w:pPr>
               <w:pStyle w:val="Compact"/>
-              <w:jc w:val="left"/>
             </w:pPr>
             <w:r>
               <w:t xml:space="preserve">Critical</w:t>
@@ -3793,7 +3573,6 @@
           <w:p>
             <w:pPr>
               <w:pStyle w:val="Compact"/>
-              <w:jc w:val="left"/>
             </w:pPr>
             <w:r>
               <w:t xml:space="preserve">High</w:t>
@@ -3805,7 +3584,6 @@
           <w:p>
             <w:pPr>
               <w:pStyle w:val="Compact"/>
-              <w:jc w:val="left"/>
             </w:pPr>
             <w:r>
               <w:t xml:space="preserve">Safeguarding scans are server-side only; alerts go to DSL email, never in-app; UI design prevents accidental exposure</w:t>
@@ -3817,7 +3595,6 @@
           <w:p>
             <w:pPr>
               <w:pStyle w:val="Compact"/>
-              <w:jc w:val="left"/>
             </w:pPr>
             <w:r>
               <w:t xml:space="preserve">Low</w:t>
@@ -3833,8 +3610,8 @@
         </w:pict>
       </w:r>
     </w:p>
-    <w:bookmarkEnd w:id="31"/>
-    <w:bookmarkStart w:id="32" w:name="e9-approvals"/>
+    <w:bookmarkEnd w:id="20"/>
+    <w:bookmarkStart w:id="21" w:name="e.9-approvals"/>
     <w:p>
       <w:pPr>
         <w:pStyle w:val="Heading2"/>
@@ -3846,7 +3623,8 @@
     <w:tbl>
       <w:tblPr>
         <w:tblStyle w:val="Table"/>
-        <w:tblW w:type="auto" w:w="0"/>
+        <w:tblW w:type="pct" w:w="5000"/>
+        <w:tblLayout w:type="fixed"/>
         <w:tblLook w:firstRow="1" w:lastRow="0" w:firstColumn="0" w:lastColumn="0" w:noHBand="0" w:noVBand="0" w:val="0020"/>
       </w:tblPr>
       <w:tblGrid>
@@ -3857,14 +3635,13 @@
       </w:tblGrid>
       <w:tr>
         <w:trPr>
-          <w:tblHeader w:val="true"/>
+          <w:tblHeader w:val="on"/>
         </w:trPr>
         <w:tc>
           <w:tcPr/>
           <w:p>
             <w:pPr>
               <w:pStyle w:val="Compact"/>
-              <w:jc w:val="left"/>
             </w:pPr>
             <w:r>
               <w:t xml:space="preserve">Role</w:t>
@@ -3876,7 +3653,6 @@
           <w:p>
             <w:pPr>
               <w:pStyle w:val="Compact"/>
-              <w:jc w:val="left"/>
             </w:pPr>
             <w:r>
               <w:t xml:space="preserve">Name</w:t>
@@ -3888,7 +3664,6 @@
           <w:p>
             <w:pPr>
               <w:pStyle w:val="Compact"/>
-              <w:jc w:val="left"/>
             </w:pPr>
             <w:r>
               <w:t xml:space="preserve">Signature</w:t>
@@ -3900,7 +3675,6 @@
           <w:p>
             <w:pPr>
               <w:pStyle w:val="Compact"/>
-              <w:jc w:val="left"/>
             </w:pPr>
             <w:r>
               <w:t xml:space="preserve">Date</w:t>
@@ -3914,7 +3688,6 @@
           <w:p>
             <w:pPr>
               <w:pStyle w:val="Compact"/>
-              <w:jc w:val="left"/>
             </w:pPr>
             <w:r>
               <w:t xml:space="preserve">Controller representative</w:t>
@@ -3926,7 +3699,6 @@
           <w:p>
             <w:pPr>
               <w:pStyle w:val="Compact"/>
-              <w:jc w:val="left"/>
             </w:pPr>
             <w:r>
               <w:t xml:space="preserve">Yusuf Quadri</w:t>
@@ -3938,12 +3710,11 @@
           <w:p>
             <w:pPr>
               <w:pStyle w:val="Compact"/>
-              <w:jc w:val="left"/>
             </w:pPr>
             <w:r>
               <w:rPr>
+                <w:i/>
                 <w:iCs/>
-                <w:i/>
               </w:rPr>
               <w:t xml:space="preserve">signed in original</w:t>
             </w:r>
@@ -3954,7 +3725,6 @@
           <w:p>
             <w:pPr>
               <w:pStyle w:val="Compact"/>
-              <w:jc w:val="left"/>
             </w:pPr>
             <w:r>
               <w:t xml:space="preserve">___________________</w:t>
@@ -3968,7 +3738,6 @@
           <w:p>
             <w:pPr>
               <w:pStyle w:val="Compact"/>
-              <w:jc w:val="left"/>
             </w:pPr>
             <w:r>
               <w:t xml:space="preserve">Data Protection Officer</w:t>
@@ -3980,12 +3749,11 @@
           <w:p>
             <w:pPr>
               <w:pStyle w:val="Compact"/>
-              <w:jc w:val="left"/>
             </w:pPr>
             <w:r>
               <w:rPr>
+                <w:i/>
                 <w:iCs/>
-                <w:i/>
               </w:rPr>
               <w:t xml:space="preserve">The DPO Centre (designated)</w:t>
             </w:r>
@@ -3996,12 +3764,11 @@
           <w:p>
             <w:pPr>
               <w:pStyle w:val="Compact"/>
-              <w:jc w:val="left"/>
             </w:pPr>
             <w:r>
               <w:rPr>
+                <w:i/>
                 <w:iCs/>
-                <w:i/>
               </w:rPr>
               <w:t xml:space="preserve">to follow Month 1</w:t>
             </w:r>
@@ -4012,7 +3779,6 @@
           <w:p>
             <w:pPr>
               <w:pStyle w:val="Compact"/>
-              <w:jc w:val="left"/>
             </w:pPr>
             <w:r>
               <w:t xml:space="preserve">___________________</w:t>
@@ -4026,7 +3792,6 @@
           <w:p>
             <w:pPr>
               <w:pStyle w:val="Compact"/>
-              <w:jc w:val="left"/>
             </w:pPr>
             <w:r>
               <w:t xml:space="preserve">External safeguarding advisor</w:t>
@@ -4038,12 +3803,11 @@
           <w:p>
             <w:pPr>
               <w:pStyle w:val="Compact"/>
-              <w:jc w:val="left"/>
             </w:pPr>
             <w:r>
               <w:rPr>
+                <w:i/>
                 <w:iCs/>
-                <w:i/>
               </w:rPr>
               <w:t xml:space="preserve">to be appointed Year 1</w:t>
             </w:r>
@@ -4054,12 +3818,11 @@
           <w:p>
             <w:pPr>
               <w:pStyle w:val="Compact"/>
-              <w:jc w:val="left"/>
             </w:pPr>
             <w:r>
               <w:rPr>
+                <w:i/>
                 <w:iCs/>
-                <w:i/>
               </w:rPr>
               <w:t xml:space="preserve">to follow</w:t>
             </w:r>
@@ -4070,7 +3833,6 @@
           <w:p>
             <w:pPr>
               <w:pStyle w:val="Compact"/>
-              <w:jc w:val="left"/>
             </w:pPr>
             <w:r>
               <w:t xml:space="preserve">___________________</w:t>
@@ -4086,8 +3848,8 @@
         </w:pict>
       </w:r>
     </w:p>
-    <w:bookmarkEnd w:id="32"/>
-    <w:bookmarkStart w:id="33" w:name="e10-conclusion"/>
+    <w:bookmarkEnd w:id="21"/>
+    <w:bookmarkStart w:id="22" w:name="e.10-conclusion"/>
     <w:p>
       <w:pPr>
         <w:pStyle w:val="Heading2"/>
@@ -4101,15 +3863,15 @@
         <w:pStyle w:val="FirstParagraph"/>
       </w:pPr>
       <w:r>
-        <w:t xml:space="preserve">The processing described above is necessary to deliver the DEQUAD service and to meet UK regulatory obligations under the Online Safety Act 2023. The risks have been identified and mitigated to a level that — in the controller's view — meets the UK GDPR Article 35 standard of being</w:t>
+        <w:t xml:space="preserve">The processing described above is necessary to deliver the DEQUAD service and to meet UK regulatory obligations under the Online Safety Act 2023. The risks have been identified and mitigated to a level that — in the controller’s view — meets the UK GDPR Article 35 standard of being</w:t>
       </w:r>
       <w:r>
         <w:t xml:space="preserve"> </w:t>
       </w:r>
       <w:r>
         <w:rPr>
+          <w:b/>
           <w:bCs/>
-          <w:b/>
         </w:rPr>
         <w:t xml:space="preserve">proportionate to the purposes and rights at stake</w:t>
       </w:r>
@@ -4125,9 +3887,13 @@
         <w:t xml:space="preserve">The DPIA will be re-reviewed annually, on the appointment of the DPO, and immediately upon any material change in processing.</w:t>
       </w:r>
     </w:p>
-    <w:bookmarkEnd w:id="33"/>
-    <w:bookmarkEnd w:id="34"/>
-    <w:sectPr/>
+    <w:bookmarkEnd w:id="22"/>
+    <w:bookmarkEnd w:id="23"/>
+    <w:sectPr>
+      <w:footnotePr>
+        <w:numRestart w:val="eachSect"/>
+      </w:footnotePr>
+    </w:sectPr>
   </w:body>
 </w:document>
 </file>
@@ -4158,14 +3924,14 @@
 <file path=word/numbering.xml><?xml version="1.0" encoding="utf-8"?>
 <w:numbering xmlns:w="http://schemas.openxmlformats.org/wordprocessingml/2006/main">
   <w:abstractNum w:abstractNumId="990">
-    <w:nsid w:val="A990"/>
+    <w:nsid w:val="0000A990"/>
     <w:multiLevelType w:val="multilevel"/>
     <w:lvl w:ilvl="0">
       <w:numFmt w:val="bullet"/>
       <w:lvlText w:val=" "/>
       <w:lvlJc w:val="left"/>
       <w:pPr>
-        <w:ind w:left="720" w:hanging="480"/>
+        <w:ind w:left="720" w:hanging="360"/>
       </w:pPr>
     </w:lvl>
     <w:lvl w:ilvl="1">
@@ -4173,7 +3939,7 @@
       <w:lvlText w:val=" "/>
       <w:lvlJc w:val="left"/>
       <w:pPr>
-        <w:ind w:left="1440" w:hanging="480"/>
+        <w:ind w:left="1440" w:hanging="360"/>
       </w:pPr>
     </w:lvl>
     <w:lvl w:ilvl="2">
@@ -4181,7 +3947,7 @@
       <w:lvlText w:val=" "/>
       <w:lvlJc w:val="left"/>
       <w:pPr>
-        <w:ind w:left="2160" w:hanging="480"/>
+        <w:ind w:left="2160" w:hanging="360"/>
       </w:pPr>
     </w:lvl>
     <w:lvl w:ilvl="3">
@@ -4189,7 +3955,7 @@
       <w:lvlText w:val=" "/>
       <w:lvlJc w:val="left"/>
       <w:pPr>
-        <w:ind w:left="2880" w:hanging="480"/>
+        <w:ind w:left="2880" w:hanging="360"/>
       </w:pPr>
     </w:lvl>
     <w:lvl w:ilvl="4">
@@ -4197,7 +3963,7 @@
       <w:lvlText w:val=" "/>
       <w:lvlJc w:val="left"/>
       <w:pPr>
-        <w:ind w:left="3600" w:hanging="480"/>
+        <w:ind w:left="3600" w:hanging="360"/>
       </w:pPr>
     </w:lvl>
     <w:lvl w:ilvl="5">
@@ -4205,7 +3971,7 @@
       <w:lvlText w:val=" "/>
       <w:lvlJc w:val="left"/>
       <w:pPr>
-        <w:ind w:left="4320" w:hanging="480"/>
+        <w:ind w:left="4320" w:hanging="360"/>
       </w:pPr>
     </w:lvl>
     <w:lvl w:ilvl="6">
@@ -4213,7 +3979,7 @@
       <w:lvlText w:val=" "/>
       <w:lvlJc w:val="left"/>
       <w:pPr>
-        <w:ind w:left="5040" w:hanging="480"/>
+        <w:ind w:left="5040" w:hanging="360"/>
       </w:pPr>
     </w:lvl>
     <w:lvl w:ilvl="7">
@@ -4221,7 +3987,7 @@
       <w:lvlText w:val=" "/>
       <w:lvlJc w:val="left"/>
       <w:pPr>
-        <w:ind w:left="5760" w:hanging="480"/>
+        <w:ind w:left="5760" w:hanging="360"/>
       </w:pPr>
     </w:lvl>
     <w:lvl w:ilvl="8">
@@ -4229,84 +3995,111 @@
       <w:lvlText w:val=" "/>
       <w:lvlJc w:val="left"/>
       <w:pPr>
-        <w:ind w:left="6480" w:hanging="480"/>
+        <w:ind w:left="6480" w:hanging="360"/>
       </w:pPr>
     </w:lvl>
   </w:abstractNum>
   <w:abstractNum w:abstractNumId="991">
-    <w:nsid w:val="A991"/>
+    <w:nsid w:val="0000A991"/>
     <w:multiLevelType w:val="multilevel"/>
     <w:lvl w:ilvl="0">
       <w:numFmt w:val="bullet"/>
-      <w:lvlText w:val="•"/>
+      <w:lvlText w:val=""/>
       <w:lvlJc w:val="left"/>
       <w:pPr>
-        <w:ind w:left="720" w:hanging="480"/>
+        <w:ind w:left="720" w:hanging="360"/>
       </w:pPr>
+      <w:rPr>
+        <w:rFonts w:ascii="Symbol" w:hAnsi="Symbol" w:cs="Symbol" w:hint="default"/>
+      </w:rPr>
     </w:lvl>
     <w:lvl w:ilvl="1">
       <w:numFmt w:val="bullet"/>
-      <w:lvlText w:val="–"/>
+      <w:lvlText w:val="o"/>
       <w:lvlJc w:val="left"/>
       <w:pPr>
-        <w:ind w:left="1440" w:hanging="480"/>
+        <w:ind w:left="1440" w:hanging="360"/>
       </w:pPr>
+      <w:rPr>
+        <w:rFonts w:ascii="Courier New" w:hAnsi="Courier New" w:cs="Courier New" w:hint="default"/>
+      </w:rPr>
     </w:lvl>
     <w:lvl w:ilvl="2">
       <w:numFmt w:val="bullet"/>
-      <w:lvlText w:val="•"/>
+      <w:lvlText w:val=""/>
       <w:lvlJc w:val="left"/>
       <w:pPr>
-        <w:ind w:left="2160" w:hanging="480"/>
+        <w:ind w:left="2160" w:hanging="360"/>
       </w:pPr>
+      <w:rPr>
+        <w:rFonts w:ascii="Wingdings" w:hAnsi="Wingdings" w:cs="Wingdings" w:hint="default"/>
+      </w:rPr>
     </w:lvl>
     <w:lvl w:ilvl="3">
       <w:numFmt w:val="bullet"/>
-      <w:lvlText w:val="–"/>
+      <w:lvlText w:val=""/>
       <w:lvlJc w:val="left"/>
       <w:pPr>
-        <w:ind w:left="2880" w:hanging="480"/>
+        <w:ind w:left="2880" w:hanging="360"/>
       </w:pPr>
+      <w:rPr>
+        <w:rFonts w:ascii="Symbol" w:hAnsi="Symbol" w:cs="Symbol" w:hint="default"/>
+      </w:rPr>
     </w:lvl>
     <w:lvl w:ilvl="4">
       <w:numFmt w:val="bullet"/>
-      <w:lvlText w:val="•"/>
+      <w:lvlText w:val="o"/>
       <w:lvlJc w:val="left"/>
       <w:pPr>
-        <w:ind w:left="3600" w:hanging="480"/>
+        <w:ind w:left="3600" w:hanging="360"/>
       </w:pPr>
+      <w:rPr>
+        <w:rFonts w:ascii="Courier New" w:hAnsi="Courier New" w:cs="Courier New" w:hint="default"/>
+      </w:rPr>
     </w:lvl>
     <w:lvl w:ilvl="5">
       <w:numFmt w:val="bullet"/>
-      <w:lvlText w:val="–"/>
+      <w:lvlText w:val=""/>
       <w:lvlJc w:val="left"/>
       <w:pPr>
-        <w:ind w:left="4320" w:hanging="480"/>
+        <w:ind w:left="4320" w:hanging="360"/>
       </w:pPr>
+      <w:rPr>
+        <w:rFonts w:ascii="Wingdings" w:hAnsi="Wingdings" w:cs="Wingdings" w:hint="default"/>
+      </w:rPr>
     </w:lvl>
     <w:lvl w:ilvl="6">
       <w:numFmt w:val="bullet"/>
-      <w:lvlText w:val="•"/>
+      <w:lvlText w:val=""/>
       <w:lvlJc w:val="left"/>
       <w:pPr>
-        <w:ind w:left="5040" w:hanging="480"/>
+        <w:ind w:left="5040" w:hanging="360"/>
       </w:pPr>
+      <w:rPr>
+        <w:rFonts w:ascii="Symbol" w:hAnsi="Symbol" w:cs="Symbol" w:hint="default"/>
+      </w:rPr>
     </w:lvl>
     <w:lvl w:ilvl="7">
       <w:numFmt w:val="bullet"/>
-      <w:lvlText w:val="–"/>
+      <w:lvlText w:val="o"/>
       <w:lvlJc w:val="left"/>
       <w:pPr>
-        <w:ind w:left="5760" w:hanging="480"/>
+        <w:ind w:left="5760" w:hanging="360"/>
       </w:pPr>
+      <w:rPr>
+        <w:rFonts w:ascii="Courier New" w:hAnsi="Courier New" w:cs="Courier New" w:hint="default"/>
+      </w:rPr>
     </w:lvl>
     <w:lvl w:ilvl="8">
       <w:numFmt w:val="bullet"/>
-      <w:lvlText w:val="•"/>
+      <w:lvlText w:val=""/>
       <w:lvlJc w:val="left"/>
       <w:pPr>
-        <w:ind w:left="6480" w:hanging="480"/>
+        <w:ind w:left="6480" w:hanging="360"/>
       </w:pPr>
+      <w:rPr>
+        <w:rFonts w:ascii="Wingdings" w:hAnsi="Wingdings" w:cs="Wingdings" w:hint="default"/>
+      </w:rPr>
     </w:lvl>
   </w:abstractNum>
   <w:num w:numId="1000">
@@ -4318,9 +4111,6 @@
   <w:num w:numId="1002">
     <w:abstractNumId w:val="991"/>
   </w:num>
-  <w:num w:numId="1003">
-    <w:abstractNumId w:val="991"/>
-  </w:num>
 </w:numbering>
 </file>
 
@@ -4329,10 +4119,10 @@
   <w:docDefaults>
     <w:rPrDefault>
       <w:rPr>
-        <w:rFonts w:asciiTheme="minorHAnsi" w:cstheme="minorBidi" w:eastAsiaTheme="minorHAnsi" w:hAnsiTheme="minorHAnsi"/>
+        <w:rFonts w:asciiTheme="minorHAnsi" w:cstheme="minorBidi" w:eastAsiaTheme="minorEastAsia" w:hAnsiTheme="minorHAnsi"/>
         <w:sz w:val="24"/>
         <w:szCs w:val="24"/>
-        <w:lang w:bidi="ar-SA" w:eastAsia="en-US" w:val="en-US"/>
+        <w:lang w:bidi="ar-SA" w:eastAsia="zh-CN" w:val="en-US"/>
       </w:rPr>
     </w:rPrDefault>
     <w:pPrDefault>
@@ -4350,10 +4140,10 @@
     <w:name w:val="Body Text"/>
     <w:basedOn w:val="Normal"/>
     <w:link w:val="BodyTextChar"/>
+    <w:qFormat/>
     <w:pPr>
       <w:spacing w:after="180" w:before="180"/>
     </w:pPr>
-    <w:qFormat/>
   </w:style>
   <w:style w:customStyle="1" w:styleId="FirstParagraph" w:type="paragraph">
     <w:name w:val="First Paragraph"/>
@@ -4373,57 +4163,111 @@
     <w:name w:val="Title"/>
     <w:basedOn w:val="Normal"/>
     <w:next w:val="BodyText"/>
+    <w:link w:val="TitleChar"/>
+    <w:uiPriority w:val="10"/>
     <w:qFormat/>
+    <w:rsid w:val="00A10FD9"/>
     <w:pPr>
-      <w:keepNext/>
-      <w:keepLines/>
-      <w:spacing w:after="240" w:before="480"/>
+      <w:spacing w:after="80" w:line="240" w:lineRule="auto"/>
+      <w:contextualSpacing/>
       <w:jc w:val="center"/>
     </w:pPr>
     <w:rPr>
       <w:rFonts w:asciiTheme="majorHAnsi" w:cstheme="majorBidi" w:eastAsiaTheme="majorEastAsia" w:hAnsiTheme="majorHAnsi"/>
-      <w:b/>
-      <w:bCs/>
-      <w:color w:themeColor="accent1" w:themeShade="B5" w:val="345A8A"/>
-      <w:sz w:val="36"/>
-      <w:szCs w:val="36"/>
+      <w:sz w:val="56"/>
+      <w:szCs w:val="56"/>
+    </w:rPr>
+  </w:style>
+  <w:style w:customStyle="1" w:styleId="TitleChar" w:type="character">
+    <w:name w:val="Title Char"/>
+    <w:basedOn w:val="DefaultParagraphFont"/>
+    <w:link w:val="Title"/>
+    <w:uiPriority w:val="10"/>
+    <w:rsid w:val="00A10FD9"/>
+    <w:rPr>
+      <w:rFonts w:asciiTheme="majorHAnsi" w:cstheme="majorBidi" w:eastAsiaTheme="majorEastAsia" w:hAnsiTheme="majorHAnsi"/>
+      <w:sz w:val="56"/>
+      <w:szCs w:val="56"/>
     </w:rPr>
   </w:style>
   <w:style w:styleId="Subtitle" w:type="paragraph">
     <w:name w:val="Subtitle"/>
+    <w:basedOn w:val="Title"/>
+    <w:next w:val="BodyText"/>
+    <w:link w:val="SubtitleChar"/>
+    <w:uiPriority w:val="11"/>
+    <w:qFormat/>
+    <w:rsid w:val="00A10FD9"/>
+    <w:pPr>
+      <w:numPr>
+        <w:ilvl w:val="1"/>
+      </w:numPr>
+    </w:pPr>
+    <w:rPr>
+      <w:rFonts w:cstheme="majorBidi" w:eastAsiaTheme="majorEastAsia"/>
+      <w:spacing w:val="15"/>
+      <w:sz w:val="28"/>
+      <w:szCs w:val="28"/>
+    </w:rPr>
+  </w:style>
+  <w:style w:customStyle="1" w:styleId="SubtitleChar" w:type="character">
+    <w:name w:val="Subtitle Char"/>
+    <w:basedOn w:val="DefaultParagraphFont"/>
+    <w:link w:val="Subtitle"/>
+    <w:uiPriority w:val="11"/>
+    <w:rsid w:val="00A10FD9"/>
+    <w:rPr>
+      <w:rFonts w:cstheme="majorBidi" w:eastAsiaTheme="majorEastAsia"/>
+      <w:color w:themeColor="text1" w:themeTint="A6" w:val="595959"/>
+      <w:spacing w:val="15"/>
+      <w:sz w:val="28"/>
+      <w:szCs w:val="28"/>
+    </w:rPr>
+  </w:style>
+  <w:style w:customStyle="1" w:styleId="Author" w:type="paragraph">
+    <w:name w:val="Author"/>
     <w:basedOn w:val="Title"/>
     <w:next w:val="BodyText"/>
     <w:qFormat/>
     <w:pPr>
       <w:keepNext/>
       <w:keepLines/>
-      <w:spacing w:after="240" w:before="240"/>
-      <w:jc w:val="center"/>
     </w:pPr>
     <w:rPr>
-      <w:sz w:val="30"/>
-      <w:szCs w:val="30"/>
-    </w:rPr>
-  </w:style>
-  <w:style w:customStyle="1" w:styleId="Author" w:type="paragraph">
-    <w:name w:val="Author"/>
+      <w:sz w:val="24"/>
+      <w:szCs w:val="24"/>
+    </w:rPr>
+  </w:style>
+  <w:style w:styleId="Date" w:type="paragraph">
+    <w:name w:val="Date"/>
+    <w:basedOn w:val="Title"/>
     <w:next w:val="BodyText"/>
     <w:qFormat/>
     <w:pPr>
       <w:keepNext/>
       <w:keepLines/>
-      <w:jc w:val="center"/>
     </w:pPr>
-  </w:style>
-  <w:style w:styleId="Date" w:type="paragraph">
-    <w:name w:val="Date"/>
-    <w:next w:val="BodyText"/>
+    <w:rPr>
+      <w:sz w:val="24"/>
+      <w:szCs w:val="24"/>
+    </w:rPr>
+  </w:style>
+  <w:style w:customStyle="1" w:styleId="AbstractTitle" w:type="paragraph">
+    <w:name w:val="Abstract Title"/>
+    <w:basedOn w:val="Normal"/>
+    <w:next w:val="Abstract"/>
     <w:qFormat/>
     <w:pPr>
       <w:keepNext/>
       <w:keepLines/>
+      <w:spacing w:after="0" w:before="300"/>
       <w:jc w:val="center"/>
     </w:pPr>
+    <w:rPr>
+      <w:b/>
+      <w:sz w:val="20"/>
+      <w:szCs w:val="20"/>
+    </w:rPr>
   </w:style>
   <w:style w:customStyle="1" w:styleId="Abstract" w:type="paragraph">
     <w:name w:val="Abstract"/>
@@ -4433,7 +4277,7 @@
     <w:pPr>
       <w:keepNext/>
       <w:keepLines/>
-      <w:spacing w:after="300" w:before="300"/>
+      <w:spacing w:after="300" w:before="100"/>
     </w:pPr>
     <w:rPr>
       <w:sz w:val="20"/>
@@ -4449,191 +4293,321 @@
     <w:rPr/>
   </w:style>
   <w:style w:styleId="Heading1" w:type="paragraph">
-    <w:name w:val="Heading 1"/>
+    <w:name w:val="heading 1"/>
     <w:basedOn w:val="Normal"/>
     <w:next w:val="BodyText"/>
+    <w:link w:val="Heading1Char"/>
     <w:uiPriority w:val="9"/>
     <w:qFormat/>
+    <w:rsid w:val="00A10FD9"/>
     <w:pPr>
       <w:keepNext/>
       <w:keepLines/>
-      <w:spacing w:after="0" w:before="480"/>
+      <w:spacing w:after="80" w:before="360"/>
       <w:outlineLvl w:val="0"/>
     </w:pPr>
     <w:rPr>
       <w:rFonts w:asciiTheme="majorHAnsi" w:cstheme="majorBidi" w:eastAsiaTheme="majorEastAsia" w:hAnsiTheme="majorHAnsi"/>
-      <w:b/>
-      <w:bCs/>
-      <w:color w:themeColor="accent1" w:val="4F81BD"/>
-      <w:sz w:val="32"/>
-      <w:szCs w:val="32"/>
+      <w:color w:themeColor="accent1" w:themeShade="BF" w:val="0F4761"/>
+      <w:sz w:val="40"/>
+      <w:szCs w:val="40"/>
     </w:rPr>
   </w:style>
   <w:style w:styleId="Heading2" w:type="paragraph">
-    <w:name w:val="Heading 2"/>
+    <w:name w:val="heading 2"/>
     <w:basedOn w:val="Normal"/>
     <w:next w:val="BodyText"/>
+    <w:link w:val="Heading2Char"/>
     <w:uiPriority w:val="9"/>
+    <w:semiHidden/>
     <w:unhideWhenUsed/>
     <w:qFormat/>
+    <w:rsid w:val="00A10FD9"/>
     <w:pPr>
       <w:keepNext/>
       <w:keepLines/>
-      <w:spacing w:after="0" w:before="200"/>
+      <w:spacing w:after="80" w:before="160"/>
       <w:outlineLvl w:val="1"/>
     </w:pPr>
     <w:rPr>
       <w:rFonts w:asciiTheme="majorHAnsi" w:cstheme="majorBidi" w:eastAsiaTheme="majorEastAsia" w:hAnsiTheme="majorHAnsi"/>
-      <w:b/>
-      <w:bCs/>
-      <w:color w:themeColor="accent1" w:val="4F81BD"/>
-      <w:sz w:val="28"/>
-      <w:szCs w:val="28"/>
+      <w:color w:themeColor="accent1" w:themeShade="BF" w:val="0F4761"/>
+      <w:sz w:val="32"/>
+      <w:szCs w:val="32"/>
     </w:rPr>
   </w:style>
   <w:style w:styleId="Heading3" w:type="paragraph">
-    <w:name w:val="Heading 3"/>
+    <w:name w:val="heading 3"/>
     <w:basedOn w:val="Normal"/>
     <w:next w:val="BodyText"/>
+    <w:link w:val="Heading3Char"/>
     <w:uiPriority w:val="9"/>
+    <w:semiHidden/>
     <w:unhideWhenUsed/>
     <w:qFormat/>
+    <w:rsid w:val="00A10FD9"/>
     <w:pPr>
       <w:keepNext/>
       <w:keepLines/>
-      <w:spacing w:after="0" w:before="200"/>
+      <w:spacing w:after="80" w:before="160"/>
       <w:outlineLvl w:val="2"/>
     </w:pPr>
     <w:rPr>
-      <w:rFonts w:asciiTheme="majorHAnsi" w:cstheme="majorBidi" w:eastAsiaTheme="majorEastAsia" w:hAnsiTheme="majorHAnsi"/>
-      <w:b/>
-      <w:bCs/>
-      <w:color w:themeColor="accent1" w:val="4F81BD"/>
-      <w:sz w:val="24"/>
-      <w:szCs w:val="24"/>
+      <w:rFonts w:cstheme="majorBidi" w:eastAsiaTheme="majorEastAsia"/>
+      <w:color w:themeColor="accent1" w:themeShade="BF" w:val="0F4761"/>
+      <w:sz w:val="28"/>
+      <w:szCs w:val="28"/>
     </w:rPr>
   </w:style>
   <w:style w:styleId="Heading4" w:type="paragraph">
-    <w:name w:val="Heading 4"/>
+    <w:name w:val="heading 4"/>
     <w:basedOn w:val="Normal"/>
     <w:next w:val="BodyText"/>
+    <w:link w:val="Heading4Char"/>
     <w:uiPriority w:val="9"/>
+    <w:semiHidden/>
     <w:unhideWhenUsed/>
     <w:qFormat/>
+    <w:rsid w:val="00A10FD9"/>
     <w:pPr>
       <w:keepNext/>
       <w:keepLines/>
-      <w:spacing w:after="0" w:before="200"/>
+      <w:spacing w:after="40" w:before="80"/>
       <w:outlineLvl w:val="3"/>
     </w:pPr>
     <w:rPr>
-      <w:rFonts w:asciiTheme="majorHAnsi" w:cstheme="majorBidi" w:eastAsiaTheme="majorEastAsia" w:hAnsiTheme="majorHAnsi"/>
+      <w:rFonts w:cstheme="majorBidi" w:eastAsiaTheme="majorEastAsia"/>
       <w:i/>
-      <w:bCs/>
-      <w:color w:themeColor="accent1" w:val="4F81BD"/>
-      <w:sz w:val="24"/>
-      <w:szCs w:val="24"/>
+      <w:iCs/>
+      <w:color w:themeColor="accent1" w:themeShade="BF" w:val="0F4761"/>
     </w:rPr>
   </w:style>
   <w:style w:styleId="Heading5" w:type="paragraph">
-    <w:name w:val="Heading 5"/>
+    <w:name w:val="heading 5"/>
     <w:basedOn w:val="Normal"/>
     <w:next w:val="BodyText"/>
+    <w:link w:val="Heading5Char"/>
     <w:uiPriority w:val="9"/>
+    <w:semiHidden/>
     <w:unhideWhenUsed/>
     <w:qFormat/>
+    <w:rsid w:val="00A10FD9"/>
     <w:pPr>
       <w:keepNext/>
       <w:keepLines/>
-      <w:spacing w:after="0" w:before="200"/>
+      <w:spacing w:after="40" w:before="80"/>
       <w:outlineLvl w:val="4"/>
     </w:pPr>
     <w:rPr>
-      <w:rFonts w:asciiTheme="majorHAnsi" w:cstheme="majorBidi" w:eastAsiaTheme="majorEastAsia" w:hAnsiTheme="majorHAnsi"/>
-      <w:iCs/>
-      <w:color w:themeColor="accent1" w:val="4F81BD"/>
-      <w:sz w:val="24"/>
-      <w:szCs w:val="24"/>
+      <w:rFonts w:cstheme="majorBidi" w:eastAsiaTheme="majorEastAsia"/>
+      <w:color w:themeColor="accent1" w:themeShade="BF" w:val="0F4761"/>
     </w:rPr>
   </w:style>
   <w:style w:styleId="Heading6" w:type="paragraph">
-    <w:name w:val="Heading 6"/>
+    <w:name w:val="heading 6"/>
     <w:basedOn w:val="Normal"/>
     <w:next w:val="BodyText"/>
+    <w:link w:val="Heading6Char"/>
     <w:uiPriority w:val="9"/>
+    <w:semiHidden/>
     <w:unhideWhenUsed/>
     <w:qFormat/>
+    <w:rsid w:val="00A10FD9"/>
     <w:pPr>
       <w:keepNext/>
       <w:keepLines/>
-      <w:spacing w:after="0" w:before="200"/>
+      <w:spacing w:after="0" w:before="40"/>
       <w:outlineLvl w:val="5"/>
     </w:pPr>
     <w:rPr>
-      <w:rFonts w:asciiTheme="majorHAnsi" w:cstheme="majorBidi" w:eastAsiaTheme="majorEastAsia" w:hAnsiTheme="majorHAnsi"/>
-      <w:color w:themeColor="accent1" w:val="4F81BD"/>
-      <w:sz w:val="24"/>
-      <w:szCs w:val="24"/>
+      <w:rFonts w:cstheme="majorBidi" w:eastAsiaTheme="majorEastAsia"/>
+      <w:i/>
+      <w:iCs/>
+      <w:color w:themeColor="text1" w:themeTint="A6" w:val="595959"/>
     </w:rPr>
   </w:style>
   <w:style w:styleId="Heading7" w:type="paragraph">
-    <w:name w:val="Heading 7"/>
+    <w:name w:val="heading 7"/>
     <w:basedOn w:val="Normal"/>
     <w:next w:val="BodyText"/>
+    <w:link w:val="Heading7Char"/>
     <w:uiPriority w:val="9"/>
+    <w:semiHidden/>
     <w:unhideWhenUsed/>
     <w:qFormat/>
+    <w:rsid w:val="00A10FD9"/>
     <w:pPr>
       <w:keepNext/>
       <w:keepLines/>
-      <w:spacing w:after="0" w:before="200"/>
+      <w:spacing w:after="0" w:before="40"/>
       <w:outlineLvl w:val="6"/>
     </w:pPr>
     <w:rPr>
-      <w:rFonts w:asciiTheme="majorHAnsi" w:cstheme="majorBidi" w:eastAsiaTheme="majorEastAsia" w:hAnsiTheme="majorHAnsi"/>
-      <w:color w:themeColor="accent1" w:val="4F81BD"/>
-      <w:sz w:val="24"/>
-      <w:szCs w:val="24"/>
+      <w:rFonts w:cstheme="majorBidi" w:eastAsiaTheme="majorEastAsia"/>
+      <w:color w:themeColor="text1" w:themeTint="A6" w:val="595959"/>
     </w:rPr>
   </w:style>
   <w:style w:styleId="Heading8" w:type="paragraph">
-    <w:name w:val="Heading 8"/>
+    <w:name w:val="heading 8"/>
     <w:basedOn w:val="Normal"/>
     <w:next w:val="BodyText"/>
+    <w:link w:val="Heading8Char"/>
     <w:uiPriority w:val="9"/>
+    <w:semiHidden/>
     <w:unhideWhenUsed/>
     <w:qFormat/>
+    <w:rsid w:val="00A10FD9"/>
     <w:pPr>
       <w:keepNext/>
       <w:keepLines/>
-      <w:spacing w:after="0" w:before="200"/>
+      <w:spacing w:after="0"/>
       <w:outlineLvl w:val="7"/>
     </w:pPr>
     <w:rPr>
-      <w:rFonts w:asciiTheme="majorHAnsi" w:cstheme="majorBidi" w:eastAsiaTheme="majorEastAsia" w:hAnsiTheme="majorHAnsi"/>
-      <w:color w:themeColor="accent1" w:val="4F81BD"/>
-      <w:sz w:val="24"/>
-      <w:szCs w:val="24"/>
+      <w:rFonts w:cstheme="majorBidi" w:eastAsiaTheme="majorEastAsia"/>
+      <w:i/>
+      <w:iCs/>
+      <w:color w:themeColor="text1" w:themeTint="D8" w:val="272727"/>
     </w:rPr>
   </w:style>
   <w:style w:styleId="Heading9" w:type="paragraph">
-    <w:name w:val="Heading 9"/>
+    <w:name w:val="heading 9"/>
     <w:basedOn w:val="Normal"/>
     <w:next w:val="BodyText"/>
+    <w:link w:val="Heading9Char"/>
     <w:uiPriority w:val="9"/>
+    <w:semiHidden/>
     <w:unhideWhenUsed/>
     <w:qFormat/>
+    <w:rsid w:val="00A10FD9"/>
     <w:pPr>
       <w:keepNext/>
       <w:keepLines/>
-      <w:spacing w:after="0" w:before="200"/>
+      <w:spacing w:after="0"/>
       <w:outlineLvl w:val="8"/>
     </w:pPr>
     <w:rPr>
+      <w:rFonts w:cstheme="majorBidi" w:eastAsiaTheme="majorEastAsia"/>
+      <w:color w:themeColor="text1" w:themeTint="D8" w:val="272727"/>
+    </w:rPr>
+  </w:style>
+  <w:style w:customStyle="1" w:styleId="Heading1Char" w:type="character">
+    <w:name w:val="Heading 1 Char"/>
+    <w:basedOn w:val="DefaultParagraphFont"/>
+    <w:link w:val="Heading1"/>
+    <w:uiPriority w:val="9"/>
+    <w:rsid w:val="00A10FD9"/>
+    <w:rPr>
       <w:rFonts w:asciiTheme="majorHAnsi" w:cstheme="majorBidi" w:eastAsiaTheme="majorEastAsia" w:hAnsiTheme="majorHAnsi"/>
-      <w:color w:themeColor="accent1" w:val="4F81BD"/>
-      <w:sz w:val="24"/>
-      <w:szCs w:val="24"/>
+      <w:color w:themeColor="accent1" w:themeShade="BF" w:val="0F4761"/>
+      <w:sz w:val="40"/>
+      <w:szCs w:val="40"/>
+    </w:rPr>
+  </w:style>
+  <w:style w:customStyle="1" w:styleId="Heading2Char" w:type="character">
+    <w:name w:val="Heading 2 Char"/>
+    <w:basedOn w:val="DefaultParagraphFont"/>
+    <w:link w:val="Heading2"/>
+    <w:uiPriority w:val="9"/>
+    <w:semiHidden/>
+    <w:rsid w:val="00A10FD9"/>
+    <w:rPr>
+      <w:rFonts w:asciiTheme="majorHAnsi" w:cstheme="majorBidi" w:eastAsiaTheme="majorEastAsia" w:hAnsiTheme="majorHAnsi"/>
+      <w:color w:themeColor="accent1" w:themeShade="BF" w:val="0F4761"/>
+      <w:sz w:val="32"/>
+      <w:szCs w:val="32"/>
+    </w:rPr>
+  </w:style>
+  <w:style w:customStyle="1" w:styleId="Heading3Char" w:type="character">
+    <w:name w:val="Heading 3 Char"/>
+    <w:basedOn w:val="DefaultParagraphFont"/>
+    <w:link w:val="Heading3"/>
+    <w:uiPriority w:val="9"/>
+    <w:semiHidden/>
+    <w:rsid w:val="00A10FD9"/>
+    <w:rPr>
+      <w:rFonts w:cstheme="majorBidi" w:eastAsiaTheme="majorEastAsia"/>
+      <w:color w:themeColor="accent1" w:themeShade="BF" w:val="0F4761"/>
+      <w:sz w:val="28"/>
+      <w:szCs w:val="28"/>
+    </w:rPr>
+  </w:style>
+  <w:style w:customStyle="1" w:styleId="Heading4Char" w:type="character">
+    <w:name w:val="Heading 4 Char"/>
+    <w:basedOn w:val="DefaultParagraphFont"/>
+    <w:link w:val="Heading4"/>
+    <w:uiPriority w:val="9"/>
+    <w:semiHidden/>
+    <w:rsid w:val="00A10FD9"/>
+    <w:rPr>
+      <w:rFonts w:cstheme="majorBidi" w:eastAsiaTheme="majorEastAsia"/>
+      <w:i/>
+      <w:iCs/>
+      <w:color w:themeColor="accent1" w:themeShade="BF" w:val="0F4761"/>
+    </w:rPr>
+  </w:style>
+  <w:style w:customStyle="1" w:styleId="Heading5Char" w:type="character">
+    <w:name w:val="Heading 5 Char"/>
+    <w:basedOn w:val="DefaultParagraphFont"/>
+    <w:link w:val="Heading5"/>
+    <w:uiPriority w:val="9"/>
+    <w:semiHidden/>
+    <w:rsid w:val="00A10FD9"/>
+    <w:rPr>
+      <w:rFonts w:cstheme="majorBidi" w:eastAsiaTheme="majorEastAsia"/>
+      <w:color w:themeColor="accent1" w:themeShade="BF" w:val="0F4761"/>
+    </w:rPr>
+  </w:style>
+  <w:style w:customStyle="1" w:styleId="Heading6Char" w:type="character">
+    <w:name w:val="Heading 6 Char"/>
+    <w:basedOn w:val="DefaultParagraphFont"/>
+    <w:link w:val="Heading6"/>
+    <w:uiPriority w:val="9"/>
+    <w:semiHidden/>
+    <w:rsid w:val="00A10FD9"/>
+    <w:rPr>
+      <w:rFonts w:cstheme="majorBidi" w:eastAsiaTheme="majorEastAsia"/>
+      <w:i/>
+      <w:iCs/>
+      <w:color w:themeColor="text1" w:themeTint="A6" w:val="595959"/>
+    </w:rPr>
+  </w:style>
+  <w:style w:customStyle="1" w:styleId="Heading7Char" w:type="character">
+    <w:name w:val="Heading 7 Char"/>
+    <w:basedOn w:val="DefaultParagraphFont"/>
+    <w:link w:val="Heading7"/>
+    <w:uiPriority w:val="9"/>
+    <w:semiHidden/>
+    <w:rsid w:val="00A10FD9"/>
+    <w:rPr>
+      <w:rFonts w:cstheme="majorBidi" w:eastAsiaTheme="majorEastAsia"/>
+      <w:color w:themeColor="text1" w:themeTint="A6" w:val="595959"/>
+    </w:rPr>
+  </w:style>
+  <w:style w:customStyle="1" w:styleId="Heading8Char" w:type="character">
+    <w:name w:val="Heading 8 Char"/>
+    <w:basedOn w:val="DefaultParagraphFont"/>
+    <w:link w:val="Heading8"/>
+    <w:uiPriority w:val="9"/>
+    <w:semiHidden/>
+    <w:rsid w:val="00A10FD9"/>
+    <w:rPr>
+      <w:rFonts w:cstheme="majorBidi" w:eastAsiaTheme="majorEastAsia"/>
+      <w:i/>
+      <w:iCs/>
+      <w:color w:themeColor="text1" w:themeTint="D8" w:val="272727"/>
+    </w:rPr>
+  </w:style>
+  <w:style w:customStyle="1" w:styleId="Heading9Char" w:type="character">
+    <w:name w:val="Heading 9 Char"/>
+    <w:basedOn w:val="DefaultParagraphFont"/>
+    <w:link w:val="Heading9"/>
+    <w:uiPriority w:val="9"/>
+    <w:semiHidden/>
+    <w:rsid w:val="00A10FD9"/>
+    <w:rPr>
+      <w:rFonts w:cstheme="majorBidi" w:eastAsiaTheme="majorEastAsia"/>
+      <w:color w:themeColor="text1" w:themeTint="D8" w:val="272727"/>
     </w:rPr>
   </w:style>
   <w:style w:styleId="BlockText" w:type="paragraph">
@@ -4655,6 +4629,18 @@
     <w:uiPriority w:val="9"/>
     <w:unhideWhenUsed/>
     <w:qFormat/>
+  </w:style>
+  <w:style w:styleId="FootnoteBlockText" w:type="paragraph">
+    <w:name w:val="Footnote Block Text"/>
+    <w:basedOn w:val="FootnoteText"/>
+    <w:next w:val="FootnoteText"/>
+    <w:uiPriority w:val="9"/>
+    <w:unhideWhenUsed/>
+    <w:qFormat/>
+    <w:pPr>
+      <w:spacing w:after="100" w:before="100"/>
+      <w:ind w:firstLine="0" w:left="480" w:right="480"/>
+    </w:pPr>
   </w:style>
   <w:style w:default="1" w:styleId="DefaultParagraphFont" w:type="character">
     <w:name w:val="Default Paragraph Font"/>
@@ -4677,18 +4663,11 @@
       </w:tblCellMar>
     </w:tblPr>
     <w:tblStylePr w:type="firstRow">
-      <w:tblPr>
-        <w:jc w:val="left"/>
-        <w:tblInd w:type="dxa" w:w="0"/>
-      </w:tblPr>
-      <w:trPr>
-        <w:jc w:val="left"/>
-      </w:trPr>
       <w:tcPr>
-        <w:vAlign w:val="bottom"/>
         <w:tcBorders>
           <w:bottom w:val="single"/>
         </w:tcBorders>
+        <w:vAlign w:val="bottom"/>
       </w:tcPr>
     </w:tblStylePr>
   </w:style>
@@ -4803,8 +4782,8 @@
     <w:name w:val="KeywordTok"/>
     <w:basedOn w:val="VerbatimChar"/>
     <w:rPr>
+      <w:b/>
       <w:color w:val="007020"/>
-      <w:b/>
     </w:rPr>
   </w:style>
   <w:style w:type="character" w:customStyle="1" w:styleId="DataTypeTok">
@@ -4881,42 +4860,42 @@
     <w:name w:val="ImportTok"/>
     <w:basedOn w:val="VerbatimChar"/>
     <w:rPr>
+      <w:b/>
       <w:color w:val="008000"/>
-      <w:b/>
     </w:rPr>
   </w:style>
   <w:style w:type="character" w:customStyle="1" w:styleId="CommentTok">
     <w:name w:val="CommentTok"/>
     <w:basedOn w:val="VerbatimChar"/>
     <w:rPr>
+      <w:i/>
       <w:color w:val="60a0b0"/>
-      <w:i/>
     </w:rPr>
   </w:style>
   <w:style w:type="character" w:customStyle="1" w:styleId="DocumentationTok">
     <w:name w:val="DocumentationTok"/>
     <w:basedOn w:val="VerbatimChar"/>
     <w:rPr>
+      <w:i/>
       <w:color w:val="ba2121"/>
-      <w:i/>
     </w:rPr>
   </w:style>
   <w:style w:type="character" w:customStyle="1" w:styleId="AnnotationTok">
     <w:name w:val="AnnotationTok"/>
     <w:basedOn w:val="VerbatimChar"/>
     <w:rPr>
-      <w:color w:val="60a0b0"/>
       <w:b/>
       <w:i/>
+      <w:color w:val="60a0b0"/>
     </w:rPr>
   </w:style>
   <w:style w:type="character" w:customStyle="1" w:styleId="CommentVarTok">
     <w:name w:val="CommentVarTok"/>
     <w:basedOn w:val="VerbatimChar"/>
     <w:rPr>
-      <w:color w:val="60a0b0"/>
       <w:b/>
       <w:i/>
+      <w:color w:val="60a0b0"/>
     </w:rPr>
   </w:style>
   <w:style w:type="character" w:customStyle="1" w:styleId="OtherTok">
@@ -4944,8 +4923,8 @@
     <w:name w:val="ControlFlowTok"/>
     <w:basedOn w:val="VerbatimChar"/>
     <w:rPr>
+      <w:b/>
       <w:color w:val="007020"/>
-      <w:b/>
     </w:rPr>
   </w:style>
   <w:style w:type="character" w:customStyle="1" w:styleId="OperatorTok">
@@ -4990,34 +4969,34 @@
     <w:name w:val="InformationTok"/>
     <w:basedOn w:val="VerbatimChar"/>
     <w:rPr>
-      <w:color w:val="60a0b0"/>
       <w:b/>
       <w:i/>
+      <w:color w:val="60a0b0"/>
     </w:rPr>
   </w:style>
   <w:style w:type="character" w:customStyle="1" w:styleId="WarningTok">
     <w:name w:val="WarningTok"/>
     <w:basedOn w:val="VerbatimChar"/>
     <w:rPr>
-      <w:color w:val="60a0b0"/>
       <w:b/>
       <w:i/>
+      <w:color w:val="60a0b0"/>
     </w:rPr>
   </w:style>
   <w:style w:type="character" w:customStyle="1" w:styleId="AlertTok">
     <w:name w:val="AlertTok"/>
     <w:basedOn w:val="VerbatimChar"/>
     <w:rPr>
+      <w:b/>
       <w:color w:val="ff0000"/>
-      <w:b/>
     </w:rPr>
   </w:style>
   <w:style w:type="character" w:customStyle="1" w:styleId="ErrorTok">
     <w:name w:val="ErrorTok"/>
     <w:basedOn w:val="VerbatimChar"/>
     <w:rPr>
+      <w:b/>
       <w:color w:val="ff0000"/>
-      <w:b/>
     </w:rPr>
   </w:style>
   <w:style w:type="character" w:customStyle="1" w:styleId="NormalTok">
@@ -5039,44 +5018,44 @@
         <a:sysClr val="window" lastClr="FFFFFF"/>
       </a:lt1>
       <a:dk2>
-        <a:srgbClr val="1F497D"/>
+        <a:srgbClr val="0E2841"/>
       </a:dk2>
       <a:lt2>
-        <a:srgbClr val="EEECE1"/>
+        <a:srgbClr val="E8E8E8"/>
       </a:lt2>
       <a:accent1>
-        <a:srgbClr val="4F81BD"/>
+        <a:srgbClr val="156082"/>
       </a:accent1>
       <a:accent2>
-        <a:srgbClr val="C0504D"/>
+        <a:srgbClr val="E97132"/>
       </a:accent2>
       <a:accent3>
-        <a:srgbClr val="9BBB59"/>
+        <a:srgbClr val="196B24"/>
       </a:accent3>
       <a:accent4>
-        <a:srgbClr val="8064A2"/>
+        <a:srgbClr val="0F9ED5"/>
       </a:accent4>
       <a:accent5>
-        <a:srgbClr val="4BACC6"/>
+        <a:srgbClr val="A02B93"/>
       </a:accent5>
       <a:accent6>
-        <a:srgbClr val="F79646"/>
+        <a:srgbClr val="4EA72E"/>
       </a:accent6>
       <a:hlink>
-        <a:srgbClr val="0000FF"/>
+        <a:srgbClr val="467886"/>
       </a:hlink>
       <a:folHlink>
-        <a:srgbClr val="800080"/>
+        <a:srgbClr val="96607D"/>
       </a:folHlink>
     </a:clrScheme>
     <a:fontScheme name="Office">
       <a:majorFont>
-        <a:latin typeface="Calibri"/>
+        <a:latin typeface="Aptos Display" panose="02110004020202020204"/>
         <a:ea typeface=""/>
         <a:cs typeface=""/>
-        <a:font script="Jpan" typeface="ＭＳ ゴシック"/>
+        <a:font script="Jpan" typeface="游ゴシック Light"/>
         <a:font script="Hang" typeface="맑은 고딕"/>
-        <a:font script="Hans" typeface="宋体"/>
+        <a:font script="Hans" typeface="等线 Light"/>
         <a:font script="Hant" typeface="新細明體"/>
         <a:font script="Arab" typeface="Times New Roman"/>
         <a:font script="Hebr" typeface="Times New Roman"/>
@@ -5103,14 +5082,32 @@
         <a:font script="Mong" typeface="Mongolian Baiti"/>
         <a:font script="Viet" typeface="Times New Roman"/>
         <a:font script="Uigh" typeface="Microsoft Uighur"/>
+        <a:font script="Geor" typeface="Sylfaen"/>
+        <a:font script="Armn" typeface="Arial"/>
+        <a:font script="Bugi" typeface="Leelawadee UI"/>
+        <a:font script="Bopo" typeface="Microsoft JhengHei"/>
+        <a:font script="Java" typeface="Javanese Text"/>
+        <a:font script="Lisu" typeface="Segoe UI"/>
+        <a:font script="Mymr" typeface="Myanmar Text"/>
+        <a:font script="Nkoo" typeface="Ebrima"/>
+        <a:font script="Olck" typeface="Nirmala UI"/>
+        <a:font script="Osma" typeface="Ebrima"/>
+        <a:font script="Phag" typeface="Phagspa"/>
+        <a:font script="Syrn" typeface="Estrangelo Edessa"/>
+        <a:font script="Syrj" typeface="Estrangelo Edessa"/>
+        <a:font script="Syre" typeface="Estrangelo Edessa"/>
+        <a:font script="Sora" typeface="Nirmala UI"/>
+        <a:font script="Tale" typeface="Microsoft Tai Le"/>
+        <a:font script="Talu" typeface="Microsoft New Tai Lue"/>
+        <a:font script="Tfng" typeface="Ebrima"/>
       </a:majorFont>
       <a:minorFont>
-        <a:latin typeface="Cambria"/>
+        <a:latin typeface="Aptos" panose="02110004020202020204"/>
         <a:ea typeface=""/>
         <a:cs typeface=""/>
-        <a:font script="Jpan" typeface="ＭＳ 明朝"/>
+        <a:font script="Jpan" typeface="游明朝"/>
         <a:font script="Hang" typeface="맑은 고딕"/>
-        <a:font script="Hans" typeface="宋体"/>
+        <a:font script="Hans" typeface="等线"/>
         <a:font script="Hant" typeface="新細明體"/>
         <a:font script="Arab" typeface="Arial"/>
         <a:font script="Hebr" typeface="Arial"/>
@@ -5137,6 +5134,24 @@
         <a:font script="Mong" typeface="Mongolian Baiti"/>
         <a:font script="Viet" typeface="Arial"/>
         <a:font script="Uigh" typeface="Microsoft Uighur"/>
+        <a:font script="Geor" typeface="Sylfaen"/>
+        <a:font script="Armn" typeface="Arial"/>
+        <a:font script="Bugi" typeface="Leelawadee UI"/>
+        <a:font script="Bopo" typeface="Microsoft JhengHei"/>
+        <a:font script="Java" typeface="Javanese Text"/>
+        <a:font script="Lisu" typeface="Segoe UI"/>
+        <a:font script="Mymr" typeface="Myanmar Text"/>
+        <a:font script="Nkoo" typeface="Ebrima"/>
+        <a:font script="Olck" typeface="Nirmala UI"/>
+        <a:font script="Osma" typeface="Ebrima"/>
+        <a:font script="Phag" typeface="Phagspa"/>
+        <a:font script="Syrn" typeface="Estrangelo Edessa"/>
+        <a:font script="Syrj" typeface="Estrangelo Edessa"/>
+        <a:font script="Syre" typeface="Estrangelo Edessa"/>
+        <a:font script="Sora" typeface="Nirmala UI"/>
+        <a:font script="Tale" typeface="Microsoft Tai Le"/>
+        <a:font script="Talu" typeface="Microsoft New Tai Lue"/>
+        <a:font script="Tfng" typeface="Ebrima"/>
       </a:minorFont>
     </a:fontScheme>
     <a:fmtScheme name="Office">
@@ -5148,200 +5163,141 @@
           <a:gsLst>
             <a:gs pos="0">
               <a:schemeClr val="phClr">
-                <a:tint val="50000"/>
-                <a:satMod val="300000"/>
+                <a:lumMod val="110000"/>
+                <a:satMod val="105000"/>
+                <a:tint val="67000"/>
               </a:schemeClr>
             </a:gs>
-            <a:gs pos="35000">
+            <a:gs pos="50000">
               <a:schemeClr val="phClr">
-                <a:tint val="37000"/>
-                <a:satMod val="300000"/>
+                <a:lumMod val="105000"/>
+                <a:satMod val="103000"/>
+                <a:tint val="73000"/>
               </a:schemeClr>
             </a:gs>
             <a:gs pos="100000">
               <a:schemeClr val="phClr">
-                <a:tint val="15000"/>
-                <a:satMod val="350000"/>
+                <a:lumMod val="105000"/>
+                <a:satMod val="109000"/>
+                <a:tint val="81000"/>
               </a:schemeClr>
             </a:gs>
           </a:gsLst>
-          <a:lin ang="16200000" scaled="1"/>
+          <a:lin ang="5400000" scaled="0"/>
         </a:gradFill>
         <a:gradFill rotWithShape="1">
           <a:gsLst>
             <a:gs pos="0">
               <a:schemeClr val="phClr">
-                <a:tint val="100000"/>
+                <a:satMod val="103000"/>
+                <a:lumMod val="102000"/>
+                <a:tint val="94000"/>
+              </a:schemeClr>
+            </a:gs>
+            <a:gs pos="50000">
+              <a:schemeClr val="phClr">
+                <a:satMod val="110000"/>
+                <a:lumMod val="100000"/>
                 <a:shade val="100000"/>
-                <a:satMod val="130000"/>
               </a:schemeClr>
             </a:gs>
             <a:gs pos="100000">
               <a:schemeClr val="phClr">
-                <a:tint val="50000"/>
-                <a:shade val="100000"/>
-                <a:satMod val="350000"/>
+                <a:lumMod val="99000"/>
+                <a:satMod val="120000"/>
+                <a:shade val="78000"/>
               </a:schemeClr>
             </a:gs>
           </a:gsLst>
-          <a:lin ang="16200000" scaled="0"/>
+          <a:lin ang="5400000" scaled="0"/>
         </a:gradFill>
       </a:fillStyleLst>
       <a:lnStyleLst>
-        <a:ln w="9525" cap="flat" cmpd="sng" algn="ctr">
-          <a:solidFill>
-            <a:schemeClr val="phClr">
-              <a:shade val="95000"/>
-              <a:satMod val="105000"/>
-            </a:schemeClr>
-          </a:solidFill>
-          <a:prstDash val="solid"/>
-        </a:ln>
-        <a:ln w="25400" cap="flat" cmpd="sng" algn="ctr">
+        <a:ln w="6350" cap="flat" cmpd="sng" algn="ctr">
           <a:solidFill>
             <a:schemeClr val="phClr"/>
           </a:solidFill>
           <a:prstDash val="solid"/>
+          <a:miter lim="800000"/>
         </a:ln>
-        <a:ln w="38100" cap="flat" cmpd="sng" algn="ctr">
+        <a:ln w="12700" cap="flat" cmpd="sng" algn="ctr">
           <a:solidFill>
             <a:schemeClr val="phClr"/>
           </a:solidFill>
           <a:prstDash val="solid"/>
+          <a:miter lim="800000"/>
+        </a:ln>
+        <a:ln w="19050" cap="flat" cmpd="sng" algn="ctr">
+          <a:solidFill>
+            <a:schemeClr val="phClr"/>
+          </a:solidFill>
+          <a:prstDash val="solid"/>
+          <a:miter lim="800000"/>
         </a:ln>
       </a:lnStyleLst>
       <a:effectStyleLst>
         <a:effectStyle>
+          <a:effectLst/>
+        </a:effectStyle>
+        <a:effectStyle>
+          <a:effectLst/>
+        </a:effectStyle>
+        <a:effectStyle>
           <a:effectLst>
-            <a:outerShdw blurRad="40000" dist="20000" dir="5400000" rotWithShape="0">
+            <a:outerShdw blurRad="57150" dist="19050" dir="5400000" algn="ctr" rotWithShape="0">
               <a:srgbClr val="000000">
-                <a:alpha val="38000"/>
+                <a:alpha val="63000"/>
               </a:srgbClr>
             </a:outerShdw>
           </a:effectLst>
-        </a:effectStyle>
-        <a:effectStyle>
-          <a:effectLst>
-            <a:outerShdw blurRad="40000" dist="23000" dir="5400000" rotWithShape="0">
-              <a:srgbClr val="000000">
-                <a:alpha val="35000"/>
-              </a:srgbClr>
-            </a:outerShdw>
-          </a:effectLst>
-        </a:effectStyle>
-        <a:effectStyle>
-          <a:effectLst>
-            <a:outerShdw blurRad="40000" dist="23000" dir="5400000" rotWithShape="0">
-              <a:srgbClr val="000000">
-                <a:alpha val="35000"/>
-              </a:srgbClr>
-            </a:outerShdw>
-          </a:effectLst>
-          <a:scene3d>
-            <a:camera prst="orthographicFront">
-              <a:rot lat="0" lon="0" rev="0"/>
-            </a:camera>
-            <a:lightRig rig="threePt" dir="t">
-              <a:rot lat="0" lon="0" rev="1200000"/>
-            </a:lightRig>
-          </a:scene3d>
-          <a:sp3d>
-            <a:bevelT w="63500" h="25400"/>
-          </a:sp3d>
         </a:effectStyle>
       </a:effectStyleLst>
       <a:bgFillStyleLst>
         <a:solidFill>
           <a:schemeClr val="phClr"/>
         </a:solidFill>
+        <a:solidFill>
+          <a:schemeClr val="phClr">
+            <a:tint val="95000"/>
+            <a:satMod val="170000"/>
+          </a:schemeClr>
+        </a:solidFill>
         <a:gradFill rotWithShape="1">
           <a:gsLst>
             <a:gs pos="0">
               <a:schemeClr val="phClr">
-                <a:tint val="40000"/>
-                <a:satMod val="350000"/>
+                <a:tint val="93000"/>
+                <a:satMod val="150000"/>
+                <a:shade val="98000"/>
+                <a:lumMod val="102000"/>
               </a:schemeClr>
             </a:gs>
-            <a:gs pos="40000">
+            <a:gs pos="50000">
               <a:schemeClr val="phClr">
-                <a:tint val="45000"/>
-                <a:shade val="99000"/>
-                <a:satMod val="350000"/>
+                <a:tint val="98000"/>
+                <a:satMod val="130000"/>
+                <a:shade val="90000"/>
+                <a:lumMod val="103000"/>
               </a:schemeClr>
             </a:gs>
             <a:gs pos="100000">
               <a:schemeClr val="phClr">
-                <a:shade val="20000"/>
-                <a:satMod val="255000"/>
+                <a:shade val="63000"/>
+                <a:satMod val="120000"/>
               </a:schemeClr>
             </a:gs>
           </a:gsLst>
-          <a:path path="circle">
-            <a:fillToRect l="50000" t="-80000" r="50000" b="180000"/>
-          </a:path>
-        </a:gradFill>
-        <a:gradFill rotWithShape="1">
-          <a:gsLst>
-            <a:gs pos="0">
-              <a:schemeClr val="phClr">
-                <a:tint val="80000"/>
-                <a:satMod val="300000"/>
-              </a:schemeClr>
-            </a:gs>
-            <a:gs pos="100000">
-              <a:schemeClr val="phClr">
-                <a:shade val="30000"/>
-                <a:satMod val="200000"/>
-              </a:schemeClr>
-            </a:gs>
-          </a:gsLst>
-          <a:path path="circle">
-            <a:fillToRect l="50000" t="50000" r="50000" b="50000"/>
-          </a:path>
+          <a:lin ang="5400000" scaled="0"/>
         </a:gradFill>
       </a:bgFillStyleLst>
     </a:fmtScheme>
   </a:themeElements>
-  <a:objectDefaults>
-    <a:spDef>
-      <a:spPr/>
-      <a:bodyPr/>
-      <a:lstStyle/>
-      <a:style>
-        <a:lnRef idx="1">
-          <a:schemeClr val="accent1"/>
-        </a:lnRef>
-        <a:fillRef idx="3">
-          <a:schemeClr val="accent1"/>
-        </a:fillRef>
-        <a:effectRef idx="2">
-          <a:schemeClr val="accent1"/>
-        </a:effectRef>
-        <a:fontRef idx="minor">
-          <a:schemeClr val="lt1"/>
-        </a:fontRef>
-      </a:style>
-    </a:spDef>
-    <a:lnDef>
-      <a:spPr/>
-      <a:bodyPr/>
-      <a:lstStyle/>
-      <a:style>
-        <a:lnRef idx="2">
-          <a:schemeClr val="accent1"/>
-        </a:lnRef>
-        <a:fillRef idx="0">
-          <a:schemeClr val="accent1"/>
-        </a:fillRef>
-        <a:effectRef idx="1">
-          <a:schemeClr val="accent1"/>
-        </a:effectRef>
-        <a:fontRef idx="minor">
-          <a:schemeClr val="tx1"/>
-        </a:fontRef>
-      </a:style>
-    </a:lnDef>
-  </a:objectDefaults>
+  <a:objectDefaults/>
   <a:extraClrSchemeLst/>
+  <a:extLst>
+    <a:ext uri="{05A4C25C-085E-4340-85A3-A5531E510DB2}">
+      <thm15:themeFamily xmlns:thm15="http://schemas.microsoft.com/office/thememl/2012/main" name="Office Theme" id="{2E142A2C-CD16-42D6-873A-C26D2A0506FA}" vid="{1BDDFF52-6CD6-40A5-AB3C-68EB2F1E4D0A}"/>
+    </a:ext>
+  </a:extLst>
 </a:theme>
 </file>
--- a/visa_appendices/docx/E_dpia.docx
+++ b/visa_appendices/docx/E_dpia.docx
@@ -2,14 +2,6 @@
 <file path=word/document.xml><?xml version="1.0" encoding="utf-8"?>
 <w:document xmlns:w="http://schemas.openxmlformats.org/wordprocessingml/2006/main" xmlns:m="http://schemas.openxmlformats.org/officeDocument/2006/math" xmlns:r="http://schemas.openxmlformats.org/officeDocument/2006/relationships" xmlns:o="urn:schemas-microsoft-com:office:office" xmlns:v="urn:schemas-microsoft-com:vml" xmlns:w10="urn:schemas-microsoft-com:office:word" xmlns:a="http://schemas.openxmlformats.org/drawingml/2006/main" xmlns:pic="http://schemas.openxmlformats.org/drawingml/2006/picture" xmlns:wp="http://schemas.openxmlformats.org/drawingml/2006/wordprocessingDrawing">
   <w:body>
-    <w:p>
-      <w:pPr>
-        <w:pStyle w:val="Title"/>
-      </w:pPr>
-      <w:r>
-        <w:t xml:space="preserve">E_dpia</w:t>
-      </w:r>
-    </w:p>
     <w:bookmarkStart w:id="23" w:name="X65e748c72d8e513f8aa6b5a3aa292ec4def8f21"/>
     <w:p>
       <w:pPr>

--- a/visa_appendices/docx/E_dpia.docx
+++ b/visa_appendices/docx/E_dpia.docx
@@ -26,7 +26,7 @@
         <w:t xml:space="preserve"> </w:t>
       </w:r>
       <w:r>
-        <w:t xml:space="preserve">DEQUAD Ltd (in formation), United Kingdom</w:t>
+        <w:t xml:space="preserve">DEQUAD Ltd (Company No. 17405964), United Kingdom</w:t>
       </w:r>
       <w:r>
         <w:t xml:space="preserve"> </w:t>
@@ -42,7 +42,7 @@
         <w:t xml:space="preserve"> </w:t>
       </w:r>
       <w:r>
-        <w:t xml:space="preserve">DEQUAD Ltd (in formation)</w:t>
+        <w:t xml:space="preserve">DEQUAD Ltd (Company No. 17405964)</w:t>
       </w:r>
       <w:r>
         <w:t xml:space="preserve"> </w:t>
